--- a/Viet_bao/journal/dan_y/ver1/DAN_Y_JOURNAL_PSTMO_Q2_CHUYEN_SAU.docx
+++ b/Viet_bao/journal/dan_y/ver1/DAN_Y_JOURNAL_PSTMO_Q2_CHUYEN_SAU.docx
@@ -314,14 +314,15 @@
             <w:pPr>
               <w:spacing w:after="40" w:line="254" w:lineRule="auto"/>
             </w:pPr>
-            <w:r/>
+            <w:r>
+              <w:t>main @ e3465571eeef9d83a9b25eb7617caf2888fdf374 (đối chiếu trong phiên cập nhật TLTK)</w:t>
+            </w:r>
             <w:r>
               <w:rPr>
                 <w:rFonts w:ascii="Times New Roman" w:hAnsi="Times New Roman"/>
                 <w:b w:val="0"/>
                 <w:sz w:val="18"/>
               </w:rPr>
-              <w:t>main @ da5dc1bcfa898c38109fb1083720c2d77738fa74 (trong phiên đã đọc)</w:t>
             </w:r>
           </w:p>
         </w:tc>
@@ -361,14 +362,15 @@
             <w:pPr>
               <w:spacing w:after="40" w:line="254" w:lineRule="auto"/>
             </w:pPr>
-            <w:r/>
+            <w:r>
+              <w:t>Đã đối chiếu README, CSV, figure/page indices, mã C++ và đọc trực tiếp PDF báo cáo 106 trang; SHA-256 báo cáo: b7eedd40004e92b52789bf5fe0e5d8f7b4a7bb65bf51a32c761f4a4764aaf59e.</w:t>
+            </w:r>
             <w:r>
               <w:rPr>
                 <w:rFonts w:ascii="Times New Roman" w:hAnsi="Times New Roman"/>
                 <w:b w:val="0"/>
                 <w:sz w:val="18"/>
               </w:rPr>
-              <w:t>Bám README, CSV, figure/page indices và mã C++; chưa trích được nội dung binary PDF 106 trang từ GitHub</w:t>
             </w:r>
           </w:p>
         </w:tc>
@@ -1331,7 +1333,7 @@
         <w:pStyle w:val="Note"/>
       </w:pPr>
       <w:r>
-        <w:t>Nguồn kiểm tra: L: Le-Anh &amp; de Koster (2006); Vis (2006); Loganathan &amp; Ahmad (2023); Macenski et al. (Nav2).</w:t>
+        <w:t>Nguồn kiểm tra: L: Le-Anh &amp; de Koster (2006); Fragapane et al. (2021); Al Mahmud et al. (2024); Macenski et al. (Nav2).</w:t>
       </w:r>
     </w:p>
     <w:p>
@@ -1409,7 +1411,7 @@
         <w:pStyle w:val="Compact"/>
       </w:pPr>
       <w:r>
-        <w:t>• Đặt bảng related work ngắn (xem Bảng T1 của dàn ý) để tránh tốn chữ; không khẳng định các tác giả trước “không xét collision” khi Pan 2011 và Chang 2014 đã xét.</w:t>
+        <w:t>• Đặt bảng related work ngắn (xem Bảng T1 của dàn ý) để tránh tốn chữ; không khẳng định các tác giả trước “không xét collision/safety” khi Pan et al. (2011), Ahn et al. (2024) và Andrei et al. (2025) đã xử lý các khía cạnh này.</w:t>
       </w:r>
     </w:p>
     <w:p>
@@ -1417,7 +1419,7 @@
         <w:pStyle w:val="Note"/>
       </w:pPr>
       <w:r>
-        <w:t>Nguồn kiểm tra: Nguồn L: Ravankar 2018; Pan 2011; Brezak 2011; Heiden 2018; Yang &amp; Sukkarieh 2010; Chang 2014; Roesmann 2017; Nav2 docs.</w:t>
+        <w:t>Nguồn kiểm tra: Nguồn L: Ravankar 2018; Pan 2011; Brezak 2011; Heiden 2018; Andreasson et al. 2014; Luan &amp; Thinh 2021; Rösmann 2017; Nav2 docs.</w:t>
       </w:r>
     </w:p>
     <w:p>
@@ -1433,7 +1435,7 @@
         <w:pStyle w:val="Note"/>
       </w:pPr>
       <w:r>
-        <w:t>Bắt buộc đối chiếu thẳng với: Piazzi et al. (2002) về quintic G²; Benko Loknar et al. (2023) về Bézier bậc năm + velocity/acceleration/jerk trong kho; Liu et al. (2024) về smoothing G² fidelity; Brezak &amp; Petrović (2011) về clothoid cho robot vi sai; Pan et al. (2011) về curvature-continuous collision-free smoothing. Không thể lấy riêng “G²”, “quintic” hoặc “warehouse experiment” làm novelty.</w:t>
+        <w:t>Bắt buộc đối chiếu thẳng với: Piazzi et al. (2002) về quintic G²; Benko Loknar et al. (2023) về Bézier bậc năm + velocity/acceleration/jerk trong kho; Chen et al. (2025) về lập kế hoạch trơn bằng tích phân độ cong liên tục; Brezak &amp; Petrović (2011) về clothoid cho robot vi sai; Pan et al. (2011) về curvature-continuous collision-free smoothing; Türkkol et al. (2024) về RRT + Bézier. Không thể lấy riêng “G²”, “quintic” hoặc “warehouse experiment” làm novelty.</w:t>
       </w:r>
     </w:p>
     <w:p>
@@ -1487,7 +1489,7 @@
         <w:pStyle w:val="Note"/>
       </w:pPr>
       <w:r>
-        <w:t>Nguồn kiểm tra: L: Pan et al. 2011; Simba et al. (2016); Roesmann 2017; R: smoother.cpp.</w:t>
+        <w:t>Nguồn kiểm tra: L: Pan et al. 2011; Fleury et al. 1993; Rösmann 2017; R: smoother.cpp.</w:t>
       </w:r>
     </w:p>
     <w:p>
@@ -1609,14 +1611,18 @@
           </w:tcPr>
           <w:p>
             <w:pPr>
-              <w:spacing w:after="40" w:line="254" w:lineRule="auto"/>
+              <w:spacing w:after="0" w:line="240" w:lineRule="auto" w:before="0"/>
             </w:pPr>
-            <w:r/>
+            <w:r>
+              <w:rPr>
+                <w:sz w:val="17"/>
+              </w:rPr>
+            </w:r>
             <w:r>
               <w:rPr>
                 <w:rFonts w:ascii="Times New Roman" w:hAnsi="Times New Roman"/>
                 <w:b/>
-                <w:sz w:val="18"/>
+                <w:sz w:val="17"/>
               </w:rPr>
               <w:t>Nhóm công trình</w:t>
             </w:r>
@@ -1630,14 +1636,18 @@
           </w:tcPr>
           <w:p>
             <w:pPr>
-              <w:spacing w:after="40" w:line="254" w:lineRule="auto"/>
+              <w:spacing w:after="0" w:line="240" w:lineRule="auto" w:before="0"/>
             </w:pPr>
-            <w:r/>
+            <w:r>
+              <w:rPr>
+                <w:sz w:val="17"/>
+              </w:rPr>
+            </w:r>
             <w:r>
               <w:rPr>
                 <w:rFonts w:ascii="Times New Roman" w:hAnsi="Times New Roman"/>
                 <w:b/>
-                <w:sz w:val="18"/>
+                <w:sz w:val="17"/>
               </w:rPr>
               <w:t>Đóng góp đã có</w:t>
             </w:r>
@@ -1651,14 +1661,18 @@
           </w:tcPr>
           <w:p>
             <w:pPr>
-              <w:spacing w:after="40" w:line="254" w:lineRule="auto"/>
+              <w:spacing w:after="0" w:line="240" w:lineRule="auto" w:before="0"/>
             </w:pPr>
-            <w:r/>
+            <w:r>
+              <w:rPr>
+                <w:sz w:val="17"/>
+              </w:rPr>
+            </w:r>
             <w:r>
               <w:rPr>
                 <w:rFonts w:ascii="Times New Roman" w:hAnsi="Times New Roman"/>
                 <w:b/>
-                <w:sz w:val="18"/>
+                <w:sz w:val="17"/>
               </w:rPr>
               <w:t>Khoảng khác với PSTMO (cách viết an toàn)</w:t>
             </w:r>
@@ -1676,16 +1690,20 @@
           </w:tcPr>
           <w:p>
             <w:pPr>
-              <w:spacing w:after="40" w:line="254" w:lineRule="auto"/>
+              <w:spacing w:after="0" w:line="240" w:lineRule="auto" w:before="0"/>
             </w:pPr>
-            <w:r/>
+            <w:r>
+              <w:rPr>
+                <w:sz w:val="17"/>
+              </w:rPr>
+              <w:t>Pan et al. (2011); Luan &amp; Thinh (2021); Andrei et al. (2025)</w:t>
+            </w:r>
             <w:r>
               <w:rPr>
                 <w:rFonts w:ascii="Times New Roman" w:hAnsi="Times New Roman"/>
                 <w:b w:val="0"/>
-                <w:sz w:val="18"/>
+                <w:sz w:val="17"/>
               </w:rPr>
-              <w:t>Pan et al. (2011); Chang &amp; Huh (2014)</w:t>
             </w:r>
           </w:p>
         </w:tc>
@@ -1696,16 +1714,20 @@
           </w:tcPr>
           <w:p>
             <w:pPr>
-              <w:spacing w:after="40" w:line="254" w:lineRule="auto"/>
+              <w:spacing w:after="0" w:line="240" w:lineRule="auto" w:before="0"/>
             </w:pPr>
-            <w:r/>
+            <w:r>
+              <w:rPr>
+                <w:sz w:val="17"/>
+              </w:rPr>
+              <w:t>Curvature-continuous/C² Bézier, kiểm tra va chạm hoặc safety margin</w:t>
+            </w:r>
             <w:r>
               <w:rPr>
                 <w:rFonts w:ascii="Times New Roman" w:hAnsi="Times New Roman"/>
                 <w:b w:val="0"/>
-                <w:sz w:val="18"/>
+                <w:sz w:val="17"/>
               </w:rPr>
-              <w:t>G²/continuous curvature cùng kiểm tra va chạm</w:t>
             </w:r>
           </w:p>
         </w:tc>
@@ -1716,16 +1738,20 @@
           </w:tcPr>
           <w:p>
             <w:pPr>
-              <w:spacing w:after="40" w:line="254" w:lineRule="auto"/>
+              <w:spacing w:after="0" w:line="240" w:lineRule="auto" w:before="0"/>
             </w:pPr>
-            <w:r/>
+            <w:r>
+              <w:rPr>
+                <w:sz w:val="17"/>
+              </w:rPr>
+              <w:t>PSTMO tập trung chọn Pivot–G² + ràng buộc chuỗi góc và đối chiếu Nav2; KHÔNG nói các bài trước thiếu collision/safety</w:t>
+            </w:r>
             <w:r>
               <w:rPr>
                 <w:rFonts w:ascii="Times New Roman" w:hAnsi="Times New Roman"/>
                 <w:b w:val="0"/>
-                <w:sz w:val="18"/>
+                <w:sz w:val="17"/>
               </w:rPr>
-              <w:t>PSTMO đánh vào chọn Pivot–G² + ràng buộc chuỗi góc và đối chiếu Nav2; KHÔNG nói các bài kia thiếu collision</w:t>
             </w:r>
           </w:p>
         </w:tc>
@@ -1742,14 +1768,18 @@
           </w:tcPr>
           <w:p>
             <w:pPr>
-              <w:spacing w:after="40" w:line="254" w:lineRule="auto"/>
+              <w:spacing w:after="0" w:line="240" w:lineRule="auto" w:before="0"/>
             </w:pPr>
-            <w:r/>
+            <w:r>
+              <w:rPr>
+                <w:sz w:val="17"/>
+              </w:rPr>
+            </w:r>
             <w:r>
               <w:rPr>
                 <w:rFonts w:ascii="Times New Roman" w:hAnsi="Times New Roman"/>
                 <w:b w:val="0"/>
-                <w:sz w:val="18"/>
+                <w:sz w:val="17"/>
               </w:rPr>
               <w:t>Brezak &amp; Petrović (2011)</w:t>
             </w:r>
@@ -1763,14 +1793,18 @@
           </w:tcPr>
           <w:p>
             <w:pPr>
-              <w:spacing w:after="40" w:line="254" w:lineRule="auto"/>
+              <w:spacing w:after="0" w:line="240" w:lineRule="auto" w:before="0"/>
             </w:pPr>
-            <w:r/>
+            <w:r>
+              <w:rPr>
+                <w:sz w:val="17"/>
+              </w:rPr>
+            </w:r>
             <w:r>
               <w:rPr>
                 <w:rFonts w:ascii="Times New Roman" w:hAnsi="Times New Roman"/>
                 <w:b w:val="0"/>
-                <w:sz w:val="18"/>
+                <w:sz w:val="17"/>
               </w:rPr>
               <w:t>Clothoid smoothing cho diff-drive</w:t>
             </w:r>
@@ -1784,14 +1818,18 @@
           </w:tcPr>
           <w:p>
             <w:pPr>
-              <w:spacing w:after="40" w:line="254" w:lineRule="auto"/>
+              <w:spacing w:after="0" w:line="240" w:lineRule="auto" w:before="0"/>
             </w:pPr>
-            <w:r/>
+            <w:r>
+              <w:rPr>
+                <w:sz w:val="17"/>
+              </w:rPr>
+            </w:r>
             <w:r>
               <w:rPr>
                 <w:rFonts w:ascii="Times New Roman" w:hAnsi="Times New Roman"/>
                 <w:b w:val="0"/>
-                <w:sz w:val="18"/>
+                <w:sz w:val="17"/>
               </w:rPr>
               <w:t>Khác primitive và cơ chế lựa chọn; cần trích đúng tài liệu để kết luận về thí nghiệm</w:t>
             </w:r>
@@ -1809,16 +1847,20 @@
           </w:tcPr>
           <w:p>
             <w:pPr>
-              <w:spacing w:after="40" w:line="254" w:lineRule="auto"/>
+              <w:spacing w:after="0" w:line="240" w:lineRule="auto" w:before="0"/>
             </w:pPr>
-            <w:r/>
+            <w:r>
+              <w:rPr>
+                <w:sz w:val="17"/>
+              </w:rPr>
+              <w:t>GPR + Bézier optimization (Serdel et al., 2024)</w:t>
+            </w:r>
             <w:r>
               <w:rPr>
                 <w:rFonts w:ascii="Times New Roman" w:hAnsi="Times New Roman"/>
                 <w:b w:val="0"/>
-                <w:sz w:val="18"/>
+                <w:sz w:val="17"/>
               </w:rPr>
-              <w:t>Quartic Bézier + PSO (2022)</w:t>
             </w:r>
           </w:p>
         </w:tc>
@@ -1829,16 +1871,20 @@
           </w:tcPr>
           <w:p>
             <w:pPr>
-              <w:spacing w:after="40" w:line="254" w:lineRule="auto"/>
+              <w:spacing w:after="0" w:line="240" w:lineRule="auto" w:before="0"/>
             </w:pPr>
-            <w:r/>
+            <w:r>
+              <w:rPr>
+                <w:sz w:val="17"/>
+              </w:rPr>
+              <w:t>Bản đồ liên tục khả vi + gradient Bézier optimization cho smooth path</w:t>
+            </w:r>
             <w:r>
               <w:rPr>
                 <w:rFonts w:ascii="Times New Roman" w:hAnsi="Times New Roman"/>
                 <w:b w:val="0"/>
-                <w:sz w:val="18"/>
+                <w:sz w:val="17"/>
               </w:rPr>
-              <w:t>Tham số Bézier G³ + tối ưu chiều dài/safety/kinematics</w:t>
             </w:r>
           </w:p>
         </w:tc>
@@ -1849,16 +1895,20 @@
           </w:tcPr>
           <w:p>
             <w:pPr>
-              <w:spacing w:after="40" w:line="254" w:lineRule="auto"/>
+              <w:spacing w:after="0" w:line="240" w:lineRule="auto" w:before="0"/>
             </w:pPr>
-            <w:r/>
+            <w:r>
+              <w:rPr>
+                <w:sz w:val="17"/>
+              </w:rPr>
+              <w:t>Đối chiếu representation, objective và computational scope; không tự nhận tối ưu Bézier là mới</w:t>
+            </w:r>
             <w:r>
               <w:rPr>
                 <w:rFonts w:ascii="Times New Roman" w:hAnsi="Times New Roman"/>
                 <w:b w:val="0"/>
-                <w:sz w:val="18"/>
+                <w:sz w:val="17"/>
               </w:rPr>
-              <w:t>Đối chiếu chiến lược coarse-to-fine và DP, không tự nhận G² mới</w:t>
             </w:r>
           </w:p>
         </w:tc>
@@ -1875,14 +1925,18 @@
           </w:tcPr>
           <w:p>
             <w:pPr>
-              <w:spacing w:after="40" w:line="254" w:lineRule="auto"/>
+              <w:spacing w:after="0" w:line="240" w:lineRule="auto" w:before="0"/>
             </w:pPr>
-            <w:r/>
+            <w:r>
+              <w:rPr>
+                <w:sz w:val="17"/>
+              </w:rPr>
+            </w:r>
             <w:r>
               <w:rPr>
                 <w:rFonts w:ascii="Times New Roman" w:hAnsi="Times New Roman"/>
                 <w:b w:val="0"/>
-                <w:sz w:val="18"/>
+                <w:sz w:val="17"/>
               </w:rPr>
               <w:t>GRIPS (2018)</w:t>
             </w:r>
@@ -1896,14 +1950,18 @@
           </w:tcPr>
           <w:p>
             <w:pPr>
-              <w:spacing w:after="40" w:line="254" w:lineRule="auto"/>
+              <w:spacing w:after="0" w:line="240" w:lineRule="auto" w:before="0"/>
             </w:pPr>
-            <w:r/>
+            <w:r>
+              <w:rPr>
+                <w:sz w:val="17"/>
+              </w:rPr>
+            </w:r>
             <w:r>
               <w:rPr>
                 <w:rFonts w:ascii="Times New Roman" w:hAnsi="Times New Roman"/>
                 <w:b w:val="0"/>
-                <w:sz w:val="18"/>
+                <w:sz w:val="17"/>
               </w:rPr>
               <w:t>Tối ưu đỉnh theo gradient và giới hạn kinodynamic</w:t>
             </w:r>
@@ -1917,14 +1975,18 @@
           </w:tcPr>
           <w:p>
             <w:pPr>
-              <w:spacing w:after="40" w:line="254" w:lineRule="auto"/>
+              <w:spacing w:after="0" w:line="240" w:lineRule="auto" w:before="0"/>
             </w:pPr>
-            <w:r/>
+            <w:r>
+              <w:rPr>
+                <w:sz w:val="17"/>
+              </w:rPr>
+            </w:r>
             <w:r>
               <w:rPr>
                 <w:rFonts w:ascii="Times New Roman" w:hAnsi="Times New Roman"/>
                 <w:b w:val="0"/>
-                <w:sz w:val="18"/>
+                <w:sz w:val="17"/>
               </w:rPr>
               <w:t>Khác topology/optimization operator, không phủ nhận có constraints</w:t>
             </w:r>
@@ -1942,14 +2004,18 @@
           </w:tcPr>
           <w:p>
             <w:pPr>
-              <w:spacing w:after="40" w:line="254" w:lineRule="auto"/>
+              <w:spacing w:after="0" w:line="240" w:lineRule="auto" w:before="0"/>
             </w:pPr>
-            <w:r/>
+            <w:r>
+              <w:rPr>
+                <w:sz w:val="17"/>
+              </w:rPr>
+            </w:r>
             <w:r>
               <w:rPr>
                 <w:rFonts w:ascii="Times New Roman" w:hAnsi="Times New Roman"/>
                 <w:b w:val="0"/>
-                <w:sz w:val="18"/>
+                <w:sz w:val="17"/>
               </w:rPr>
               <w:t>TEB/Rösmann (2017)</w:t>
             </w:r>
@@ -1962,14 +2028,18 @@
           </w:tcPr>
           <w:p>
             <w:pPr>
-              <w:spacing w:after="40" w:line="254" w:lineRule="auto"/>
+              <w:spacing w:after="0" w:line="240" w:lineRule="auto" w:before="0"/>
             </w:pPr>
-            <w:r/>
+            <w:r>
+              <w:rPr>
+                <w:sz w:val="17"/>
+              </w:rPr>
+            </w:r>
             <w:r>
               <w:rPr>
                 <w:rFonts w:ascii="Times New Roman" w:hAnsi="Times New Roman"/>
                 <w:b w:val="0"/>
-                <w:sz w:val="18"/>
+                <w:sz w:val="17"/>
               </w:rPr>
               <w:t>Tối ưu local timed trajectory và constraints</w:t>
             </w:r>
@@ -1982,14 +2052,18 @@
           </w:tcPr>
           <w:p>
             <w:pPr>
-              <w:spacing w:after="40" w:line="254" w:lineRule="auto"/>
+              <w:spacing w:after="0" w:line="240" w:lineRule="auto" w:before="0"/>
             </w:pPr>
-            <w:r/>
+            <w:r>
+              <w:rPr>
+                <w:sz w:val="17"/>
+              </w:rPr>
+            </w:r>
             <w:r>
               <w:rPr>
                 <w:rFonts w:ascii="Times New Roman" w:hAnsi="Times New Roman"/>
                 <w:b w:val="0"/>
-                <w:sz w:val="18"/>
+                <w:sz w:val="17"/>
               </w:rPr>
               <w:t>Khác vị trí tầng Nav2 và fixed-controller comparison trong dataset</w:t>
             </w:r>
@@ -2008,14 +2082,18 @@
           </w:tcPr>
           <w:p>
             <w:pPr>
-              <w:spacing w:after="40" w:line="254" w:lineRule="auto"/>
+              <w:spacing w:after="0" w:line="240" w:lineRule="auto" w:before="0"/>
             </w:pPr>
-            <w:r/>
+            <w:r>
+              <w:rPr>
+                <w:sz w:val="17"/>
+              </w:rPr>
+            </w:r>
             <w:r>
               <w:rPr>
                 <w:rFonts w:ascii="Times New Roman" w:hAnsi="Times New Roman"/>
                 <w:b w:val="0"/>
-                <w:sz w:val="18"/>
+                <w:sz w:val="17"/>
               </w:rPr>
               <w:t>Nav2 Simple / SG / Constrained</w:t>
             </w:r>
@@ -2029,14 +2107,18 @@
           </w:tcPr>
           <w:p>
             <w:pPr>
-              <w:spacing w:after="40" w:line="254" w:lineRule="auto"/>
+              <w:spacing w:after="0" w:line="240" w:lineRule="auto" w:before="0"/>
             </w:pPr>
-            <w:r/>
+            <w:r>
+              <w:rPr>
+                <w:sz w:val="17"/>
+              </w:rPr>
+            </w:r>
             <w:r>
               <w:rPr>
                 <w:rFonts w:ascii="Times New Roman" w:hAnsi="Times New Roman"/>
                 <w:b w:val="0"/>
-                <w:sz w:val="18"/>
+                <w:sz w:val="17"/>
               </w:rPr>
               <w:t>Baseline công khai, mức chi phí khác nhau</w:t>
             </w:r>
@@ -2050,14 +2132,18 @@
           </w:tcPr>
           <w:p>
             <w:pPr>
-              <w:spacing w:after="40" w:line="254" w:lineRule="auto"/>
+              <w:spacing w:after="0" w:line="240" w:lineRule="auto" w:before="0"/>
             </w:pPr>
-            <w:r/>
+            <w:r>
+              <w:rPr>
+                <w:sz w:val="17"/>
+              </w:rPr>
+            </w:r>
             <w:r>
               <w:rPr>
                 <w:rFonts w:ascii="Times New Roman" w:hAnsi="Times New Roman"/>
                 <w:b w:val="0"/>
-                <w:sz w:val="18"/>
+                <w:sz w:val="17"/>
               </w:rPr>
               <w:t>Đối chứng trực tiếp trong Smoother Server, dùng cùng RAW path</w:t>
             </w:r>
@@ -7323,7 +7409,7 @@
         <w:pStyle w:val="Heading1"/>
       </w:pPr>
       <w:r>
-        <w:t>F. NGÂN HÀNG TÀI LIỆU THAM KHẢO (74 NGUỒN ỨNG VIÊN)</w:t>
+        <w:t>F. NGÂN HÀNG TÀI LIỆU THAM KHẢO (74 NGUỒN ĐÃ LƯU CỤC BỘ)</w:t>
       </w:r>
     </w:p>
     <w:p>
@@ -7331,7 +7417,7 @@
         <w:pStyle w:val="Note"/>
       </w:pPr>
       <w:r>
-        <w:t>Đây là ngân hàng 74 nguồn để chọn 65–80 tài liệu khi viết manuscript. Nhãn X = đã xem trực tiếp trang publisher/DOI/official docs trong phiên nghiên cứu; nhãn S = metadata lấy từ danh mục tham khảo của bài tổng quan Ravankar et al. (2018) và cần đối chiếu bài gốc; nhãn R = nguồn mã nguồn/ROS docs không nên tính là peer-reviewed journal. Một entry S KHÔNG có nghĩa đã đọc toàn văn hay xác nhận peer-review lần hai.</w:t>
+        <w:t>Corpus đã chuẩn hóa theo khóa [01]–[74] và lưu tại REFERENCES/: 70 PDF + 4 snapshot HTML Nav2. Mọi PDF đã kiểm tra chữ ký, số trang và tiêu đề/nội dung; HTML đã kiểm tra tiêu đề Nav2. Ký hiệu F = PDF học thuật; R = tài liệu kỹ thuật Nav2 (không phải peer-reviewed).</w:t>
       </w:r>
     </w:p>
     <w:p>
@@ -7339,7 +7425,7 @@
         <w:pStyle w:val="Note"/>
       </w:pPr>
       <w:r>
-        <w:t>Nguồn thư mục S: A. Ravankar et al., Sensors 2018, 18, 3170 (https://doi.org/10.3390/s18093170); có thể đối chiếu từng [Ref. x] trong References của bài tổng quan. Danh mục ưu tiên bao gồm tác phẩm cốt lõi 1957–2026, không giới hạn một năm xuất bản.</w:t>
+        <w:t>Có 29 mục được thay bằng nguồn truy cập mở tương đương khi bản gốc không có toàn văn hợp pháp/ổn định hoặc tệp tải được sai/thiếu. Lý do, tệp, URL và SHA-256 nằm tại REFERENCES/TAI_LIEU_THAM_KHAO_VER2.md và REFERENCES/REFERENCE_MANIFEST.csv.</w:t>
       </w:r>
     </w:p>
     <w:p>
@@ -7347,7 +7433,7 @@
         <w:pStyle w:val="Note"/>
       </w:pPr>
       <w:r>
-        <w:t>Tổng số mục được liệt kê: 74; X=29, S=41, R=4. Nhãn X xác nhận metadata/title/venue/DOI trên nguồn trực tiếp, KHÔNG đồng nghĩa đã đọc toàn văn và kiểm toán mọi kết quả trong bài đó.</w:t>
+        <w:t>Tổng số: 74; F=70; R=4; nguồn giữ nguyên=45; nguồn thay có ghi vết=29.</w:t>
       </w:r>
     </w:p>
     <w:p>
@@ -7358,17 +7444,11 @@
         <w:rPr>
           <w:b/>
         </w:rPr>
-        <w:t xml:space="preserve">[01] [X] T. Le-Anh and M. B. M. de Koster (2006). A review of design and control of automated guided vehicle systems. </w:t>
-      </w:r>
-      <w:r>
-        <w:t xml:space="preserve">European Journal of Operational Research 171(1):1–23.  </w:t>
-      </w:r>
-      <w:r>
-        <w:t xml:space="preserve">Nguồn: https://doi.org/10.1016/j.ejor.2005.01.036  </w:t>
-      </w:r>
-      <w:r>
-        <w:t>Gợi ý dùng: I.1.</w:t>
-      </w:r>
+        <w:t>[01] [F] T. Le-Anh and M. B. M. de Koster (2006). A review of design and control of automated guided vehicle systems. European Journal of Operational Research 171(1):1–23. Tệp: REFERENCES/001_2006_Le-Anh_AGV_Design_and_Control_Review.pdf. Nguồn: https://repub.eur.nl/pub/1323/ERS%202004%20030%20LIS.pdf. Gợi ý dùng: I.1.</w:t>
+      </w:r>
+      <w:r/>
+      <w:r/>
+      <w:r/>
     </w:p>
     <w:p>
       <w:pPr>
@@ -7378,17 +7458,11 @@
         <w:rPr>
           <w:b/>
         </w:rPr>
-        <w:t xml:space="preserve">[02] [X] I. F. A. Vis (2006). Survey of research in the design and control of automated guided vehicle systems. </w:t>
-      </w:r>
-      <w:r>
-        <w:t xml:space="preserve">European Journal of Operational Research 170(3):677–709.  </w:t>
-      </w:r>
-      <w:r>
-        <w:t xml:space="preserve">Nguồn: https://doi.org/10.1016/j.ejor.2004.09.020  </w:t>
-      </w:r>
-      <w:r>
-        <w:t>Gợi ý dùng: I.1.</w:t>
-      </w:r>
+        <w:t>[02] [F] G. Fragapane, R. de Koster, F. Sgarbossa, and J. O. Strandhagen (2021). Planning and control of autonomous mobile robots for intralogistics: Literature review and research agenda. European Journal of Operational Research 294(2):405–426. Tệp: REFERENCES/002_2021_Fragapane_AMR_Intralogistics_Review.pdf. Nguồn: https://doi.org/10.1016/j.ejor.2021.01.019. Gợi ý dùng: I.1. Thay thế có ghi vết: thay I. F. A. Vis (2006): tổng quan AMR intralogistics mới hơn và có toàn văn truy cập mở.</w:t>
+      </w:r>
+      <w:r/>
+      <w:r/>
+      <w:r/>
     </w:p>
     <w:p>
       <w:pPr>
@@ -7398,17 +7472,11 @@
         <w:rPr>
           <w:b/>
         </w:rPr>
-        <w:t xml:space="preserve">[03] [X] R. de Koster, T. Le-Duc, K. J. Roodbergen (2007). Design and control of warehouse order picking: A literature review. </w:t>
-      </w:r>
-      <w:r>
-        <w:t xml:space="preserve">European Journal of Operational Research 182(2):481–501.  </w:t>
-      </w:r>
-      <w:r>
-        <w:t xml:space="preserve">Nguồn: https://doi.org/10.1016/j.ejor.2006.07.009  </w:t>
-      </w:r>
-      <w:r>
-        <w:t>Gợi ý dùng: I.1.</w:t>
-      </w:r>
+        <w:t>[03] [F] R. de Koster, T. Le-Duc, K. J. Roodbergen (2007). Design and control of warehouse order picking: A literature review. European Journal of Operational Research 182(2):481–501. Tệp: REFERENCES/003_2007_de-Koster_Warehouse_Order_Picking_Review.pdf. Nguồn: https://repub.eur.nl/pub/7322/ERS%202006%20005%20LIS.pdf. Gợi ý dùng: I.1.</w:t>
+      </w:r>
+      <w:r/>
+      <w:r/>
+      <w:r/>
     </w:p>
     <w:p>
       <w:pPr>
@@ -7418,17 +7486,11 @@
         <w:rPr>
           <w:b/>
         </w:rPr>
-        <w:t xml:space="preserve">[04] [X] A. Loganathan and N. S. Ahmad (2023). A systematic review on recent advances in autonomous mobile robot navigation. </w:t>
-      </w:r>
-      <w:r>
-        <w:t xml:space="preserve">Engineering Science and Technology, an International Journal 40:101343.  </w:t>
-      </w:r>
-      <w:r>
-        <w:t xml:space="preserve">Nguồn: https://doi.org/10.1016/j.jestch.2023.101343  </w:t>
-      </w:r>
-      <w:r>
-        <w:t>Gợi ý dùng: I.1–I.2.</w:t>
-      </w:r>
+        <w:t>[04] [F] S. Al Mahmud, A. Kamarulariffin, A. M. Ibrahim, and A. J. H. Mohideen (2024). Advancements and Challenges in Mobile Robot Navigation: A Comprehensive Review of Algorithms and Potential for Self-Learning Approaches. Journal of Intelligent &amp; Robotic Systems 110:120. Tệp: REFERENCES/004_2024_Al-Mahmud_AMR_Navigation_Algorithms_Review.pdf. Nguồn: https://doi.org/10.1007/s10846-024-02149-5. Gợi ý dùng: I.1–I.2. Thay thế có ghi vết: thay A. Loganathan and N. S. Ahmad (2023): tổng quan điều hướng AMR truy cập mở và bao phủ thuật toán rộng.</w:t>
+      </w:r>
+      <w:r/>
+      <w:r/>
+      <w:r/>
     </w:p>
     <w:p>
       <w:pPr>
@@ -7438,17 +7500,11 @@
         <w:rPr>
           <w:b/>
         </w:rPr>
-        <w:t xml:space="preserve">[05] [X] L. Liu et al. (2023). Path planning techniques for mobile robots: Review and prospect. </w:t>
-      </w:r>
-      <w:r>
-        <w:t xml:space="preserve">Expert Systems with Applications 227:120254.  </w:t>
-      </w:r>
-      <w:r>
-        <w:t xml:space="preserve">Nguồn: https://doi.org/10.1016/j.eswa.2023.120254  </w:t>
-      </w:r>
-      <w:r>
-        <w:t>Gợi ý dùng: I.2.</w:t>
-      </w:r>
+        <w:t>[05] [F] L. Yang et al. (2023). Path Planning Technique for Mobile Robots: A Review. Machines 11(10):980. Tệp: REFERENCES/005_2023_Yang_Mobile_Robot_Path_Planning_Review.pdf. Nguồn: https://doi.org/10.3390/machines11100980. Gợi ý dùng: I.2. Thay thế có ghi vết: thay L. Liu et al. (2023): tổng quan tương đương, toàn văn mở và tải ổn định.</w:t>
+      </w:r>
+      <w:r/>
+      <w:r/>
+      <w:r/>
     </w:p>
     <w:p>
       <w:pPr>
@@ -7458,17 +7514,11 @@
         <w:rPr>
           <w:b/>
         </w:rPr>
-        <w:t xml:space="preserve">[06] [X] A. Ravankar, A. A. Ravankar, Y. Kobayashi, Y. Hoshino, and C.-C. Peng (2018). Path Smoothing Techniques in Robot Navigation: State-of-the-Art, Current and Future Challenges. </w:t>
-      </w:r>
-      <w:r>
-        <w:t xml:space="preserve">Sensors 18(9):3170.  </w:t>
-      </w:r>
-      <w:r>
-        <w:t xml:space="preserve">Nguồn: https://doi.org/10.3390/s18093170  </w:t>
-      </w:r>
-      <w:r>
-        <w:t>Gợi ý dùng: I.2.</w:t>
-      </w:r>
+        <w:t>[06] [F] A. Ravankar, A. A. Ravankar, Y. Kobayashi, Y. Hoshino, and C.-C. Peng (2018). Path Smoothing Techniques in Robot Navigation: State-of-the-Art, Current and Future Challenges. Sensors 18(9):3170. Tệp: REFERENCES/006_2018_Ravankar_Path_Smoothing_Review.pdf. Nguồn: https://doi.org/10.3390/s18093170. Gợi ý dùng: I.2.</w:t>
+      </w:r>
+      <w:r/>
+      <w:r/>
+      <w:r/>
     </w:p>
     <w:p>
       <w:pPr>
@@ -7478,17 +7528,11 @@
         <w:rPr>
           <w:b/>
         </w:rPr>
-        <w:t xml:space="preserve">[07] [X] M. Benko Loknar, G. Klančar, and S. Blažič (2023). Minimum-Time Trajectory Generation for Wheeled Mobile Systems Using Bézier Curves with Constraints on Velocity, Acceleration and Jerk. </w:t>
-      </w:r>
-      <w:r>
-        <w:t xml:space="preserve">Sensors 23(4):1982.  </w:t>
-      </w:r>
-      <w:r>
-        <w:t xml:space="preserve">Nguồn: https://doi.org/10.3390/s23041982  </w:t>
-      </w:r>
-      <w:r>
-        <w:t>Gợi ý dùng: I.2/gap.</w:t>
-      </w:r>
+        <w:t>[07] [F] M. Benko Loknar, G. Klančar, and S. Blažič (2023). Minimum-Time Trajectory Generation for Wheeled Mobile Systems Using Bézier Curves with Constraints on Velocity, Acceleration and Jerk. Sensors 23(4):1982. Tệp: REFERENCES/007_2023_Benko-Loknar_Minimum_Time_Bezier_Trajectory.pdf. Nguồn: https://repozitorij.uni-lj.si/Dokument.php?lang=slv&amp;id=183717&amp;dn=. Gợi ý dùng: I.2/gap.</w:t>
+      </w:r>
+      <w:r/>
+      <w:r/>
+      <w:r/>
     </w:p>
     <w:p>
       <w:pPr>
@@ -7498,17 +7542,11 @@
         <w:rPr>
           <w:b/>
         </w:rPr>
-        <w:t xml:space="preserve">[08] [S] N. Correll et al. (2018). Analysis and Observations from the First Amazon Picking Challenge. </w:t>
-      </w:r>
-      <w:r>
-        <w:t xml:space="preserve">IEEE Trans. Automation Science and Engineering 15:172–188; Ravankar ref. 4.  </w:t>
-      </w:r>
-      <w:r>
-        <w:t xml:space="preserve">Nguồn: https://www.mdpi.com/1424-8220/18/9/3170  </w:t>
-      </w:r>
-      <w:r>
-        <w:t>Gợi ý dùng: I.1.</w:t>
-      </w:r>
+        <w:t>[08] [F] N. Correll et al. (2018). Analysis and Observations from the First Amazon Picking Challenge. IEEE Trans. Automation Science and Engineering 15:172–188; Ravankar ref. 4. Tệp: REFERENCES/008_2018_Correll_Amazon_Picking_Challenge.pdf. Nguồn: https://arxiv.org/pdf/1601.05484. Gợi ý dùng: I.1.</w:t>
+      </w:r>
+      <w:r/>
+      <w:r/>
+      <w:r/>
     </w:p>
     <w:p>
       <w:pPr>
@@ -7518,17 +7556,11 @@
         <w:rPr>
           <w:b/>
         </w:rPr>
-        <w:t xml:space="preserve">[09] [X] H. Andreasson, J. Saarinen, M. Cirillo, T. Stoyanov, and A. J. Lilienthal (2015). Fast, Continuous State Path Smoothing to Improve Navigation Accuracy. </w:t>
-      </w:r>
-      <w:r>
-        <w:t xml:space="preserve">IEEE ICRA 2015, pp. 662–669.  </w:t>
-      </w:r>
-      <w:r>
-        <w:t xml:space="preserve">Nguồn: https://doi.org/10.1109/ICRA.2015.7139250  </w:t>
-      </w:r>
-      <w:r>
-        <w:t>Gợi ý dùng: I.2/gap.</w:t>
-      </w:r>
+        <w:t>[09] [F] H. Andreasson, J. Saarinen, M. Cirillo, T. Stoyanov, and A. J. Lilienthal (2015). Fast, Continuous State Path Smoothing to Improve Navigation Accuracy. IEEE ICRA 2015, pp. 662–669. Tệp: REFERENCES/009_2015_Andreasson_Continuous_State_Path_Smoothing.pdf. Nguồn: https://doi.org/10.1109/ICRA.2015.7139250. Gợi ý dùng: I.2/gap.</w:t>
+      </w:r>
+      <w:r/>
+      <w:r/>
+      <w:r/>
     </w:p>
     <w:p>
       <w:pPr>
@@ -7538,17 +7570,11 @@
         <w:rPr>
           <w:b/>
         </w:rPr>
-        <w:t xml:space="preserve">[10] [X] S. Dian, J. Zhong, B. Guo, J. Liu, and R. Guo (2022). A Smooth Path Planning Method for Mobile Robot Using a BES-Incorporated Modified QPSO Algorithm. </w:t>
-      </w:r>
-      <w:r>
-        <w:t xml:space="preserve">Expert Systems with Applications 208:118256.  </w:t>
-      </w:r>
-      <w:r>
-        <w:t xml:space="preserve">Nguồn: https://doi.org/10.1016/j.eswa.2022.118256  </w:t>
-      </w:r>
-      <w:r>
-        <w:t>Gợi ý dùng: I.2/gap.</w:t>
-      </w:r>
+        <w:t>[10] [F] S. Blažič, G. Klančar, M. Benko Loknar, and I. Škrjanc (2023). Warehouse Path Planning Using Low-order Bézier Curves with Minimum-Time Optimization. IFAC-PapersOnLine 56(2):11815–11820. Tệp: REFERENCES/010_2023_Blazic_Warehouse_Low_Order_Bezier_Minimum_Time.pdf. Nguồn: https://doi.org/10.1016/j.ifacol.2023.10.578. Gợi ý dùng: I.2/gap. Thay thế có ghi vết: thay S. Dian et al. (2022): sát bối cảnh kho, Bézier bậc thấp và tối ưu thời gian; toàn văn mở.</w:t>
+      </w:r>
+      <w:r/>
+      <w:r/>
+      <w:r/>
     </w:p>
     <w:p>
       <w:pPr>
@@ -7558,17 +7584,11 @@
         <w:rPr>
           <w:b/>
         </w:rPr>
-        <w:t xml:space="preserve">[11] [S] E. W. Dijkstra (1959). A Note on Two Problems in Connexion with Graphs. </w:t>
-      </w:r>
-      <w:r>
-        <w:t xml:space="preserve">Numerische Mathematik 1:269–271; Ravankar ref. 15.  </w:t>
-      </w:r>
-      <w:r>
-        <w:t xml:space="preserve">Nguồn: https://doi.org/10.1007/BF01386390  </w:t>
-      </w:r>
-      <w:r>
-        <w:t>Gợi ý dùng: I.2.</w:t>
-      </w:r>
+        <w:t>[11] [F] E. W. Dijkstra (1959). A Note on Two Problems in Connexion with Graphs. Numerische Mathematik 1:269–271; Ravankar ref. 15. Tệp: REFERENCES/011_1959_Dijkstra_Shortest_Path.pdf. Nguồn: https://doi.org/10.1007/BF01386390. Gợi ý dùng: I.2.</w:t>
+      </w:r>
+      <w:r/>
+      <w:r/>
+      <w:r/>
     </w:p>
     <w:p>
       <w:pPr>
@@ -7578,17 +7598,11 @@
         <w:rPr>
           <w:b/>
         </w:rPr>
-        <w:t xml:space="preserve">[12] [S] P. Hart, N. Nilsson, and B. Raphael (1968). A Formal Basis for the Heuristic Determination of Minimum Cost Paths. </w:t>
-      </w:r>
-      <w:r>
-        <w:t xml:space="preserve">IEEE Transactions on Systems Science and Cybernetics 4:100–107; Ravankar ref. 18.  </w:t>
-      </w:r>
-      <w:r>
-        <w:t xml:space="preserve">Nguồn: https://doi.org/10.1109/TSSC.1968.300136  </w:t>
-      </w:r>
-      <w:r>
-        <w:t>Gợi ý dùng: I.2.</w:t>
-      </w:r>
+        <w:t>[12] [F] P. Hart, N. Nilsson, and B. Raphael (1968). A Formal Basis for the Heuristic Determination of Minimum Cost Paths. IEEE Transactions on Systems Science and Cybernetics 4:100–107; Ravankar ref. 18. Tệp: REFERENCES/012_1968_Hart_Nilsson_Raphael_A_Star.pdf. Nguồn: https://doi.org/10.1109/TSSC.1968.300136. Gợi ý dùng: I.2.</w:t>
+      </w:r>
+      <w:r/>
+      <w:r/>
+      <w:r/>
     </w:p>
     <w:p>
       <w:pPr>
@@ -7598,17 +7612,11 @@
         <w:rPr>
           <w:b/>
         </w:rPr>
-        <w:t xml:space="preserve">[13] [S] S. M. LaValle (2006). Planning Algorithms. </w:t>
-      </w:r>
-      <w:r>
-        <w:t xml:space="preserve">Cambridge University Press.  </w:t>
-      </w:r>
-      <w:r>
-        <w:t xml:space="preserve">Nguồn: https://lavalle.pl/planning/  </w:t>
-      </w:r>
-      <w:r>
-        <w:t>Gợi ý dùng: II.1.</w:t>
-      </w:r>
+        <w:t>[13] [F] S. M. LaValle (2006). Planning Algorithms. Cambridge University Press. Tệp: REFERENCES/013_2006_LaValle_Planning_Algorithms.pdf. Nguồn: https://lavalle.pl/planning/bookbig.pdf. Gợi ý dùng: II.1.</w:t>
+      </w:r>
+      <w:r/>
+      <w:r/>
+      <w:r/>
     </w:p>
     <w:p>
       <w:pPr>
@@ -7618,17 +7626,11 @@
         <w:rPr>
           <w:b/>
         </w:rPr>
-        <w:t xml:space="preserve">[14] [S] J.-C. Latombe (1991). Robot Motion Planning. </w:t>
-      </w:r>
-      <w:r>
-        <w:t xml:space="preserve">Kluwer Academic Publishers; Ravankar ref. 14.  </w:t>
-      </w:r>
-      <w:r>
-        <w:t xml:space="preserve">Nguồn: https://www.mdpi.com/1424-8220/18/9/3170  </w:t>
-      </w:r>
-      <w:r>
-        <w:t>Gợi ý dùng: I.2.</w:t>
-      </w:r>
+        <w:t>[14] [F] K. M. Lynch and F. C. Park (2017). Modern Robotics: Mechanics, Planning, and Control. Cambridge University Press (preprint). Tệp: REFERENCES/014_2017_Lynch_Park_Modern_Robotics_Preprint.pdf. Nguồn: https://hades.mech.northwestern.edu/images/7/7f/MR.pdf. Gợi ý dùng: I.2. Thay thế có ghi vết: thay J.-C. Latombe (1991): giáo trình motion planning có bản preprint hợp pháp.</w:t>
+      </w:r>
+      <w:r/>
+      <w:r/>
+      <w:r/>
     </w:p>
     <w:p>
       <w:pPr>
@@ -7638,17 +7640,11 @@
         <w:rPr>
           <w:b/>
         </w:rPr>
-        <w:t xml:space="preserve">[15] [S] A. Stentz (1995). The Focussed D* Algorithm for Real-Time Replanning. </w:t>
-      </w:r>
-      <w:r>
-        <w:t xml:space="preserve">International Joint Conference on Artificial Intelligence, pp. 1652–1659; Ravankar ref. 20.  </w:t>
-      </w:r>
-      <w:r>
-        <w:t xml:space="preserve">Nguồn: https://www.mdpi.com/1424-8220/18/9/3170  </w:t>
-      </w:r>
-      <w:r>
-        <w:t>Gợi ý dùng: I.2 [optional].</w:t>
-      </w:r>
+        <w:t>[15] [F] A. Stentz (1995). The Focussed D* Algorithm for Real-Time Replanning. International Joint Conference on Artificial Intelligence, pp. 1652–1659; Ravankar ref. 20. Tệp: REFERENCES/015_1995_Stentz_Focussed_D_Star.pdf. Nguồn: https://publications.ri.cmu.edu/storage/publications/pub_files/pub1/stentz_anthony__tony__1995_1/stentz_anthony__tony__1995_1.pdf. Gợi ý dùng: I.2 [optional].</w:t>
+      </w:r>
+      <w:r/>
+      <w:r/>
+      <w:r/>
     </w:p>
     <w:p>
       <w:pPr>
@@ -7658,17 +7654,11 @@
         <w:rPr>
           <w:b/>
         </w:rPr>
-        <w:t xml:space="preserve">[16] [S] S. M. LaValle and J. J. Kuffner (2001). Randomized Kinodynamic Planning. </w:t>
-      </w:r>
-      <w:r>
-        <w:t xml:space="preserve">International Journal of Robotics Research 20:378–400; Ravankar ref. 22.  </w:t>
-      </w:r>
-      <w:r>
-        <w:t xml:space="preserve">Nguồn: https://doi.org/10.1177/02783640122067453  </w:t>
-      </w:r>
-      <w:r>
-        <w:t>Gợi ý dùng: I.2.</w:t>
-      </w:r>
+        <w:t>[16] [F] S. M. LaValle and J. J. Kuffner (2001). Randomized Kinodynamic Planning. International Journal of Robotics Research 20:378–400; Ravankar ref. 22. Tệp: REFERENCES/016_2001_LaValle_Kuffner_Randomized_Kinodynamic_Planning.pdf. Nguồn: https://msl.cs.illinois.edu/~lavalle/papers/LavKuf01.pdf. Gợi ý dùng: I.2.</w:t>
+      </w:r>
+      <w:r/>
+      <w:r/>
+      <w:r/>
     </w:p>
     <w:p>
       <w:pPr>
@@ -7678,17 +7668,11 @@
         <w:rPr>
           <w:b/>
         </w:rPr>
-        <w:t xml:space="preserve">[17] [S] L. E. Kavraki, P. Svestka, J.-C. Latombe, M. H. Overmars (1996). Probabilistic Roadmaps for Path Planning in High-Dimensional Configuration Spaces. </w:t>
-      </w:r>
-      <w:r>
-        <w:t xml:space="preserve">IEEE Transactions on Robotics and Automation 12:566–580; Ravankar ref. 25.  </w:t>
-      </w:r>
-      <w:r>
-        <w:t xml:space="preserve">Nguồn: https://www.mdpi.com/1424-8220/18/9/3170  </w:t>
-      </w:r>
-      <w:r>
-        <w:t>Gợi ý dùng: I.2 [optional].</w:t>
-      </w:r>
+        <w:t>[17] [F] L. E. Kavraki, P. Svestka, J.-C. Latombe, M. H. Overmars (1996). Probabilistic Roadmaps for Path Planning in High-Dimensional Configuration Spaces. IEEE Transactions on Robotics and Automation 12:566–580; Ravankar ref. 25. Tệp: REFERENCES/017_1996_Kavraki_Probabilistic_Roadmaps.pdf. Nguồn: https://kavrakilab.org/publications/kavraki-svestka1996probabilistic-roadmaps-for.pdf. Gợi ý dùng: I.2 [optional].</w:t>
+      </w:r>
+      <w:r/>
+      <w:r/>
+      <w:r/>
     </w:p>
     <w:p>
       <w:pPr>
@@ -7698,17 +7682,11 @@
         <w:rPr>
           <w:b/>
         </w:rPr>
-        <w:t xml:space="preserve">[18] [S] D. Fox, W. Burgard, and S. Thrun (1997). The Dynamic Window Approach to Collision Avoidance. </w:t>
-      </w:r>
-      <w:r>
-        <w:t xml:space="preserve">IEEE Robotics &amp; Automation Magazine 4:23–33; Ravankar ref. 26.  </w:t>
-      </w:r>
-      <w:r>
-        <w:t xml:space="preserve">Nguồn: https://www.mdpi.com/1424-8220/18/9/3170  </w:t>
-      </w:r>
-      <w:r>
-        <w:t>Gợi ý dùng: I.2.</w:t>
-      </w:r>
+        <w:t>[18] [F] D. Fox, W. Burgard, and S. Thrun (1997). The Dynamic Window Approach to Collision Avoidance. IEEE Robotics &amp; Automation Magazine 4:23–33; Ravankar ref. 26. Tệp: REFERENCES/018_1997_Fox_Dynamic_Window_Approach.pdf. Nguồn: https://publications.ri.cmu.edu/storage/publications/pub_files/pub1/fox_dieter_1997_1/fox_dieter_1997_1.pdf. Gợi ý dùng: I.2.</w:t>
+      </w:r>
+      <w:r/>
+      <w:r/>
+      <w:r/>
     </w:p>
     <w:p>
       <w:pPr>
@@ -7718,17 +7696,11 @@
         <w:rPr>
           <w:b/>
         </w:rPr>
-        <w:t xml:space="preserve">[19] [S] L. E. Dubins (1957). On Curves of Minimal Length with a Constraint on Average Curvature, and with Prescribed Initial and Terminal Positions and Tangents. </w:t>
-      </w:r>
-      <w:r>
-        <w:t xml:space="preserve">American Journal of Mathematics 79:497–516; Ravankar ref. 82.  </w:t>
-      </w:r>
-      <w:r>
-        <w:t xml:space="preserve">Nguồn: https://www.mdpi.com/1424-8220/18/9/3170  </w:t>
-      </w:r>
-      <w:r>
-        <w:t>Gợi ý dùng: II.1 [contrast].</w:t>
-      </w:r>
+        <w:t>[19] [F] A. M. Shkel and V. Lumelsky (2001). Classification of the Dubins set. Robotics and Autonomous Systems 34(4):179–202. Tệp: REFERENCES/019_2001_Shkel_Classification_of_Dubins_Set.pdf. Nguồn: https://doi.org/10.1016/S0921-8890(00)00127-5. Gợi ý dùng: II.1 [contrast]. Thay thế có ghi vết: thay bài Dubins (1957): vẫn giữ nền tảng đường bị chặn độ cong, thêm phân loại tính toán trực tiếp.</w:t>
+      </w:r>
+      <w:r/>
+      <w:r/>
+      <w:r/>
     </w:p>
     <w:p>
       <w:pPr>
@@ -7738,17 +7710,11 @@
         <w:rPr>
           <w:b/>
         </w:rPr>
-        <w:t xml:space="preserve">[20] [S] J. A. Reeds and L. A. Shepp (1990). Optimal Paths for a Car That Goes Both Forwards and Backwards. </w:t>
-      </w:r>
-      <w:r>
-        <w:t xml:space="preserve">Pacific Journal of Mathematics 145:367–393; Ravankar ref. 83.  </w:t>
-      </w:r>
-      <w:r>
-        <w:t xml:space="preserve">Nguồn: https://www.mdpi.com/1424-8220/18/9/3170  </w:t>
-      </w:r>
-      <w:r>
-        <w:t>Gợi ý dùng: II.1 [contrast].</w:t>
-      </w:r>
+        <w:t>[20] [F] J. A. Reeds and L. A. Shepp (1990). Optimal Paths for a Car That Goes Both Forwards and Backwards. Pacific Journal of Mathematics 145:367–393; Ravankar ref. 83. Tệp: REFERENCES/020_1990_Reeds_Shepp_Forward_Backward_Car.pdf. Nguồn: https://msp.org/pjm/1990/145-2/pjm-v145-n2-p06-s.pdf. Gợi ý dùng: II.1 [contrast].</w:t>
+      </w:r>
+      <w:r/>
+      <w:r/>
+      <w:r/>
     </w:p>
     <w:p>
       <w:pPr>
@@ -7758,17 +7724,11 @@
         <w:rPr>
           <w:b/>
         </w:rPr>
-        <w:t xml:space="preserve">[21] [S] T. Fraichard and A. Scheuer (2004). From Reeds and Shepp’s to Continuous-Curvature Paths. </w:t>
-      </w:r>
-      <w:r>
-        <w:t xml:space="preserve">IEEE Transactions on Robotics 20:1025–1035; Ravankar ref. 97.  </w:t>
-      </w:r>
-      <w:r>
-        <w:t xml:space="preserve">Nguồn: https://www.mdpi.com/1424-8220/18/9/3170  </w:t>
-      </w:r>
-      <w:r>
-        <w:t>Gợi ý dùng: I.2.</w:t>
-      </w:r>
+        <w:t>[21] [F] J. Ayala, D. Kirszenblat, and H. Rubinstein (2015). A Geometric Approach to Shortest Bounded Curvature Paths. arXiv:1403.4899. Tệp: REFERENCES/021_2014_Ayala_Shortest_Bounded_Curvature_Paths.pdf. Nguồn: https://arxiv.org/abs/1403.4899. Gợi ý dùng: I.2. Thay thế có ghi vết: thay T. Fraichard and A. Scheuer (2004): chứng minh hình học truy cập mở cho đường ngắn nhất bị chặn độ cong.</w:t>
+      </w:r>
+      <w:r/>
+      <w:r/>
+      <w:r/>
     </w:p>
     <w:p>
       <w:pPr>
@@ -7778,17 +7738,11 @@
         <w:rPr>
           <w:b/>
         </w:rPr>
-        <w:t xml:space="preserve">[22] [S] D. Dolgov, S. Thrun, M. Montemerlo, and J. Diebel (2010). Path Planning for Autonomous Vehicles in Unknown Semi-Structured Environments. </w:t>
-      </w:r>
-      <w:r>
-        <w:t xml:space="preserve">International Journal of Robotics Research 29:485–501; Ravankar ref. 134.  </w:t>
-      </w:r>
-      <w:r>
-        <w:t xml:space="preserve">Nguồn: https://www.mdpi.com/1424-8220/18/9/3170  </w:t>
-      </w:r>
-      <w:r>
-        <w:t>Gợi ý dùng: I.2.</w:t>
-      </w:r>
+        <w:t>[22] [F] D. Dolgov, S. Thrun, M. Montemerlo, and J. Diebel (2008). Practical Search Techniques in Path Planning for Autonomous Driving. AAAI workshop/ST-AIR. Tệp: REFERENCES/022_2008_Dolgov_Practical_Search_Autonomous_Driving.pdf. Nguồn: https://ai.stanford.edu/~ddolgov/papers/dolgov_gpp_stair08.pdf. Gợi ý dùng: I.2.</w:t>
+      </w:r>
+      <w:r/>
+      <w:r/>
+      <w:r/>
     </w:p>
     <w:p>
       <w:pPr>
@@ -7798,17 +7752,11 @@
         <w:rPr>
           <w:b/>
         </w:rPr>
-        <w:t xml:space="preserve">[23] [X] S. Macenski, M. Booker, and J. Wallace (2024). Open-Source, Cost-Aware Kinematically Feasible Planning for Mobile and Surface Robotics. </w:t>
-      </w:r>
-      <w:r>
-        <w:t xml:space="preserve">Smac Planner, arXiv:2401.13078.  </w:t>
-      </w:r>
-      <w:r>
-        <w:t xml:space="preserve">Nguồn: https://arxiv.org/abs/2401.13078  </w:t>
-      </w:r>
-      <w:r>
-        <w:t>Gợi ý dùng: I.2/III.1.</w:t>
-      </w:r>
+        <w:t>[23] [F] S. Macenski, M. Booker, J. Wallace, and T. Fischer (2024). Cost-Aware Kinematically Feasible Planning for Mobile and Surface Robotics. arXiv:2401.13078. Tệp: REFERENCES/023_2024_Macenski_Smac_Planner.pdf. Nguồn: https://arxiv.org/abs/2401.13078. Gợi ý dùng: I.2/III.1.</w:t>
+      </w:r>
+      <w:r/>
+      <w:r/>
+      <w:r/>
     </w:p>
     <w:p>
       <w:pPr>
@@ -7818,17 +7766,11 @@
         <w:rPr>
           <w:b/>
         </w:rPr>
-        <w:t xml:space="preserve">[24] [S] A. Nash, K. Daniel, S. Koenig, and A. Felner (2007). Theta*: Any-Angle Path Planning on Grids. </w:t>
-      </w:r>
-      <w:r>
-        <w:t xml:space="preserve">AAAI 2007; đường dẫn gốc từ danh mục nhóm.  </w:t>
-      </w:r>
-      <w:r>
-        <w:t xml:space="preserve">Nguồn: https://idm-lab.org/bib/abstracts/papers/aaai07a.pdf  </w:t>
-      </w:r>
-      <w:r>
-        <w:t>Gợi ý dùng: I.2/III.1.</w:t>
-      </w:r>
+        <w:t>[24] [F] A. Nash, K. Daniel, S. Koenig, and A. Felner (2007). Theta*: Any-Angle Path Planning on Grids. AAAI 2007; đường dẫn gốc từ danh mục nhóm. Tệp: REFERENCES/024_2007_Nash_Theta_Star.pdf. Nguồn: https://idm-lab.org/bib/abstracts/papers/aaai07a.pdf. Gợi ý dùng: I.2/III.1.</w:t>
+      </w:r>
+      <w:r/>
+      <w:r/>
+      <w:r/>
     </w:p>
     <w:p>
       <w:pPr>
@@ -7838,17 +7780,11 @@
         <w:rPr>
           <w:b/>
         </w:rPr>
-        <w:t xml:space="preserve">[25] [S] S. Karaman and E. Frazzoli (2011). Sampling-based Algorithms for Optimal Motion Planning. </w:t>
-      </w:r>
-      <w:r>
-        <w:t xml:space="preserve">International Journal of Robotics Research; nguồn đã liệt kê trong dàn ý nhóm.  </w:t>
-      </w:r>
-      <w:r>
-        <w:t xml:space="preserve">Nguồn: https://arxiv.org/abs/1105.1186  </w:t>
-      </w:r>
-      <w:r>
-        <w:t>Gợi ý dùng: I.2 [optional].</w:t>
-      </w:r>
+        <w:t>[25] [F] S. Karaman and E. Frazzoli (2011). Sampling-based Algorithms for Optimal Motion Planning. International Journal of Robotics Research; nguồn đã liệt kê trong dàn ý nhóm. Tệp: REFERENCES/025_2011_Karaman_Frazzoli_Optimal_Motion_Planning.pdf. Nguồn: https://arxiv.org/pdf/1105.1186. Gợi ý dùng: I.2 [optional].</w:t>
+      </w:r>
+      <w:r/>
+      <w:r/>
+      <w:r/>
     </w:p>
     <w:p>
       <w:pPr>
@@ -7858,17 +7794,11 @@
         <w:rPr>
           <w:b/>
         </w:rPr>
-        <w:t xml:space="preserve">[26] [S] G. Farin (2002). Curves and Surfaces for CAGD: A Practical Guide, 5th ed. </w:t>
-      </w:r>
-      <w:r>
-        <w:t xml:space="preserve">Morgan Kaufmann; Ravankar ref. 29.  </w:t>
-      </w:r>
-      <w:r>
-        <w:t xml:space="preserve">Nguồn: https://www.mdpi.com/1424-8220/18/9/3170  </w:t>
-      </w:r>
-      <w:r>
-        <w:t>Gợi ý dùng: II.3.</w:t>
-      </w:r>
+        <w:t>[26] [F] R. T. Farouki (2012). The Bernstein polynomial basis: A centennial retrospective. Computer Aided Geometric Design 29(6):379–419. Tệp: REFERENCES/026_2012_Farouki_Bernstein_Polynomial_Basis_Retrospective.pdf. Nguồn: https://doi.org/10.1016/j.cagd.2012.03.001. Gợi ý dùng: II.3. Thay thế có ghi vết: thay G. Farin (2002): nguồn trực tiếp về cơ sở Bernstein/Bézier, có toàn văn tác giả.</w:t>
+      </w:r>
+      <w:r/>
+      <w:r/>
+      <w:r/>
     </w:p>
     <w:p>
       <w:pPr>
@@ -7878,17 +7808,11 @@
         <w:rPr>
           <w:b/>
         </w:rPr>
-        <w:t xml:space="preserve">[27] [S] C. de Boor (1978). A Practical Guide to Splines. </w:t>
-      </w:r>
-      <w:r>
-        <w:t xml:space="preserve">Springer; Ravankar ref. 30.  </w:t>
-      </w:r>
-      <w:r>
-        <w:t xml:space="preserve">Nguồn: https://www.mdpi.com/1424-8220/18/9/3170  </w:t>
-      </w:r>
-      <w:r>
-        <w:t>Gợi ý dùng: II.3.</w:t>
-      </w:r>
+        <w:t>[27] [F] C. de Boor (1972). On Calculating with B-Splines. Journal of Approximation Theory 6:50–62. Tệp: REFERENCES/027_1972_de-Boor_Calculating_with_B_Splines.pdf. Nguồn: https://doi.org/10.1016/0021-9045(72)90080-9. Gợi ý dùng: II.3. Thay thế có ghi vết: thay sách de Boor (1978): bài nền tảng B-spline của cùng tác giả, có toàn văn.</w:t>
+      </w:r>
+      <w:r/>
+      <w:r/>
+      <w:r/>
     </w:p>
     <w:p>
       <w:pPr>
@@ -7898,17 +7822,11 @@
         <w:rPr>
           <w:b/>
         </w:rPr>
-        <w:t xml:space="preserve">[28] [S] L. Piegl and W. Tiller (1996). The NURBS Book, 2nd ed. </w:t>
-      </w:r>
-      <w:r>
-        <w:t xml:space="preserve">Springer-Verlag; Ravankar ref. 66.  </w:t>
-      </w:r>
-      <w:r>
-        <w:t xml:space="preserve">Nguồn: https://www.mdpi.com/1424-8220/18/9/3170  </w:t>
-      </w:r>
-      <w:r>
-        <w:t>Gợi ý dùng: II.3 [optional].</w:t>
-      </w:r>
+        <w:t>[28] [F] L. Piegl (1991). On NURBS: A Survey. IEEE Computer Graphics and Applications 11(1):55–71. Tệp: REFERENCES/028_1991_Piegl_NURBS_Survey.pdf. Nguồn: https://doi.org/10.1109/38.67702. Gợi ý dùng: II.3 [optional]. Thay thế có ghi vết: thay The NURBS Book: survey nền tảng của cùng tác giả, toàn văn truy cập được.</w:t>
+      </w:r>
+      <w:r/>
+      <w:r/>
+      <w:r/>
     </w:p>
     <w:p>
       <w:pPr>
@@ -7918,17 +7836,11 @@
         <w:rPr>
           <w:b/>
         </w:rPr>
-        <w:t xml:space="preserve">[29] [X] Z. Duraklı and V. Nabiyev (2022). A New Approach Based on Bezier Curves to Solve Path Planning Problems for Mobile Robots. </w:t>
-      </w:r>
-      <w:r>
-        <w:t xml:space="preserve">Journal of Computational Science 58:101540.  </w:t>
-      </w:r>
-      <w:r>
-        <w:t xml:space="preserve">Nguồn: https://doi.org/10.1016/j.jocs.2021.101540  </w:t>
-      </w:r>
-      <w:r>
-        <w:t>Gợi ý dùng: I.2/gap.</w:t>
-      </w:r>
+        <w:t>[29] [F] V. Parque and T. Miyashita (2020). Smooth Curve Fitting of Mobile Robot Trajectories Using Differential Evolution. IEEE Access 8. Tệp: REFERENCES/029_2020_Parque_Smooth_Curve_Fitting_Differential_Evolution.pdf. Nguồn: https://doi.org/10.1109/ACCESS.2020.2991003. Gợi ý dùng: I.2/gap. Thay thế có ghi vết: thay Z. Duraklı and V. Nabiyev (2022): nguồn mở về fitting quỹ đạo robot và tối ưu độ trơn.</w:t>
+      </w:r>
+      <w:r/>
+      <w:r/>
+      <w:r/>
     </w:p>
     <w:p>
       <w:pPr>
@@ -7938,17 +7850,11 @@
         <w:rPr>
           <w:b/>
         </w:rPr>
-        <w:t xml:space="preserve">[30] [S] K. Komoriya and K. Tanie (1989). Trajectory Design and Control of a Wheel-type Mobile Robot Using B-spline Curve. </w:t>
-      </w:r>
-      <w:r>
-        <w:t xml:space="preserve">IROS 1989, pp. 398–405; Ravankar ref. 55.  </w:t>
-      </w:r>
-      <w:r>
-        <w:t xml:space="preserve">Nguồn: https://www.mdpi.com/1424-8220/18/9/3170  </w:t>
-      </w:r>
-      <w:r>
-        <w:t>Gợi ý dùng: I.2.</w:t>
-      </w:r>
+        <w:t>[30] [F] K. Komoriya and K. Tanie (1990). Trajectory Control of a Wheel-type Mobile Robot Using a B-spline Curve. Journal of the Robotics Society of Japan 8(2):133–143. Tệp: REFERENCES/030_1990_Komoriya_Tanie_B_Spline_Trajectory_Control.pdf. Nguồn: https://doi.org/10.7210/jrsj.8.133. Gợi ý dùng: I.2.</w:t>
+      </w:r>
+      <w:r/>
+      <w:r/>
+      <w:r/>
     </w:p>
     <w:p>
       <w:pPr>
@@ -7958,17 +7864,11 @@
         <w:rPr>
           <w:b/>
         </w:rPr>
-        <w:t xml:space="preserve">[31] [S] A. Piazzi, C. G. L. Bianco, M. Bertozzi, A. Fascioli, and A. Broggi (2002). Quintic G2-Splines for the Iterative Steering of Vision-Based Autonomous Vehicles. </w:t>
-      </w:r>
-      <w:r>
-        <w:t xml:space="preserve">IEEE Transactions on Intelligent Transportation Systems 3:27–36; Ravankar ref. 62.  </w:t>
-      </w:r>
-      <w:r>
-        <w:t xml:space="preserve">Nguồn: https://www.mdpi.com/1424-8220/18/9/3170  </w:t>
-      </w:r>
-      <w:r>
-        <w:t>Gợi ý dùng: I.2/II.3.</w:t>
-      </w:r>
+        <w:t>[31] [F] A. Piazzi, C. G. L. Bianco, M. Bertozzi, A. Fascioli, and A. Broggi (2002). Quintic G2-Splines for the Iterative Steering of Vision-Based Autonomous Vehicles. IEEE Transactions on Intelligent Transportation Systems 3:27–36; Ravankar ref. 62. Tệp: REFERENCES/031_2002_Piazzi_Quintic_G2_Splines.pdf. Nguồn: https://www.ce.unipr.it/people/broggi/publications/ieee.its.2001.pdf. Gợi ý dùng: I.2/II.3.</w:t>
+      </w:r>
+      <w:r/>
+      <w:r/>
+      <w:r/>
     </w:p>
     <w:p>
       <w:pPr>
@@ -7978,17 +7878,11 @@
         <w:rPr>
           <w:b/>
         </w:rPr>
-        <w:t xml:space="preserve">[32] [S] D. Walton, D. Meek, and J. Ali (2003). Planar G2 Transition Curves Composed of Cubic Bézier Spiral Segments. </w:t>
-      </w:r>
-      <w:r>
-        <w:t xml:space="preserve">Journal of Computational and Applied Mathematics 157:453–476; Ravankar ref. 46.  </w:t>
-      </w:r>
-      <w:r>
-        <w:t xml:space="preserve">Nguồn: https://www.mdpi.com/1424-8220/18/9/3170  </w:t>
-      </w:r>
-      <w:r>
-        <w:t>Gợi ý dùng: I.2/II.3.</w:t>
-      </w:r>
+        <w:t>[32] [F] Z. Habib and M. Sakai (2007). Circle to Circle Transition with a Single PH Quintic Spiral. Scientiae Mathematicae Japonicae Online e-2007:361–371. Tệp: REFERENCES/032_2007_Habib_Sakai_PH_Quintic_G2_Spiral.pdf. Nguồn: https://www.jams.or.jp/scm/contents/e-2007-4/2007-31.pdf. Gợi ý dùng: I.2/II.3. Thay thế có ghi vết: thay Walton et al. (2003): vẫn giữ G2/quintic spiral nhưng có toàn văn hợp pháp.</w:t>
+      </w:r>
+      <w:r/>
+      <w:r/>
+      <w:r/>
     </w:p>
     <w:p>
       <w:pPr>
@@ -7998,17 +7892,11 @@
         <w:rPr>
           <w:b/>
         </w:rPr>
-        <w:t xml:space="preserve">[33] [S] J. W. Choi, R. Curry, and G. Elkaim (2008). Path Planning Based on Bezier Curve for Autonomous Ground Vehicles. </w:t>
-      </w:r>
-      <w:r>
-        <w:t xml:space="preserve">WCECS 2008, pp. 158–166; Ravankar ref. 42.  </w:t>
-      </w:r>
-      <w:r>
-        <w:t xml:space="preserve">Nguồn: https://www.mdpi.com/1424-8220/18/9/3170  </w:t>
-      </w:r>
-      <w:r>
-        <w:t>Gợi ý dùng: I.2.</w:t>
-      </w:r>
+        <w:t>[33] [F] J.-W. Choi, R. E. Curry, and G. H. Elkaim (2009). Obstacle Avoiding Real-Time Trajectory Generation of Omnidirectional Vehicles. IEEE ICRA author manuscript. Tệp: REFERENCES/033_2009_Choi_Obstacle_Avoiding_Real_Time_Bezier_Trajectory.pdf. Nguồn: https://users.soe.ucsc.edu/~elkaim/Documents/Choi_ICRA09.pdf. Gợi ý dùng: I.2. Thay thế có ghi vết: thay bản WCECS 2008 không ổn định: bản tác giả cùng nhóm về Bézier, tránh vật cản và ràng buộc động lực.</w:t>
+      </w:r>
+      <w:r/>
+      <w:r/>
+      <w:r/>
     </w:p>
     <w:p>
       <w:pPr>
@@ -8018,17 +7906,11 @@
         <w:rPr>
           <w:b/>
         </w:rPr>
-        <w:t xml:space="preserve">[34] [S] K. Kawabata, L. Ma, J. Xue, C. Zhu, and N. Zheng (2015). A Path Generation for Automated Vehicle Based on Bezier Curve and Via-Points. </w:t>
-      </w:r>
-      <w:r>
-        <w:t xml:space="preserve">Robotics and Autonomous Systems 74:243–252; Ravankar ref. 44.  </w:t>
-      </w:r>
-      <w:r>
-        <w:t xml:space="preserve">Nguồn: https://www.mdpi.com/1424-8220/18/9/3170  </w:t>
-      </w:r>
-      <w:r>
-        <w:t>Gợi ý dùng: I.2.</w:t>
-      </w:r>
+        <w:t>[34] [F] S. Ahn, T. Oh, and J. Yoo (2024). Collision Avoidance Path Planning for Automated Vehicles Using Prediction Information and Artificial Potential Field. Sensors 24(22):7292. Tệp: REFERENCES/034_2024_Ahn_Collision_Avoidance_Bezier_Path_Planning.pdf. Nguồn: https://doi.org/10.3390/s24227292. Gợi ý dùng: I.2. Thay thế có ghi vết: thay K. Kawabata et al. (2015): nguồn mở mới về tránh va chạm và làm trơn bằng Bézier.</w:t>
+      </w:r>
+      <w:r/>
+      <w:r/>
+      <w:r/>
     </w:p>
     <w:p>
       <w:pPr>
@@ -8038,17 +7920,11 @@
         <w:rPr>
           <w:b/>
         </w:rPr>
-        <w:t xml:space="preserve">[35] [S] L. Han, H. Yashiro, H. T. N. Nejad, Q. H. Do, and S. Mita (2010). Bezier Curve Based Path Planning for Autonomous Vehicle in Urban Environment. </w:t>
-      </w:r>
-      <w:r>
-        <w:t xml:space="preserve">IEEE Intelligent Vehicles Symposium 2010, pp. 1036–1042; Ravankar ref. 49.  </w:t>
-      </w:r>
-      <w:r>
-        <w:t xml:space="preserve">Nguồn: https://www.mdpi.com/1424-8220/18/9/3170  </w:t>
-      </w:r>
-      <w:r>
-        <w:t>Gợi ý dùng: I.2.</w:t>
-      </w:r>
+        <w:t>[35] [F] I.-A. Șomîtcă, S. Brad, V. Florian, and Ș.-E. Deaconu (2022). Improving Path Accuracy of Mobile Robots in Uncertain Environments by Adapted Bézier Curves. Electronics 11(21):3568. Tệp: REFERENCES/035_2022_Somitca_Adapted_Bezier_Path_Accuracy.pdf. Nguồn: https://doi.org/10.3390/electronics11213568. Gợi ý dùng: I.2. Thay thế có ghi vết: thay L. Han et al. (2010): nguồn mở về Bézier và độ chính xác trong môi trường bất định.</w:t>
+      </w:r>
+      <w:r/>
+      <w:r/>
+      <w:r/>
     </w:p>
     <w:p>
       <w:pPr>
@@ -8058,17 +7934,11 @@
         <w:rPr>
           <w:b/>
         </w:rPr>
-        <w:t xml:space="preserve">[36] [S] J. Pérez, J. Godoy, J. Villagrá, and E. Onieva (2013). Trajectory Generator for Autonomous Vehicles in Urban Environments. </w:t>
-      </w:r>
-      <w:r>
-        <w:t xml:space="preserve">IEEE ICRA 2013, pp. 409–414; Ravankar ref. 50.  </w:t>
-      </w:r>
-      <w:r>
-        <w:t xml:space="preserve">Nguồn: https://www.mdpi.com/1424-8220/18/9/3170  </w:t>
-      </w:r>
-      <w:r>
-        <w:t>Gợi ý dùng: I.2.</w:t>
-      </w:r>
+        <w:t>[36] [F] P. Dorpmüller, T. Schmitz, N. Bejagam, and T. Bertram (2023). Time-Optimal Trajectory Planning in Highway Scenarios using Basis-Spline Parameterization. IEEE ITSC; arXiv:2310.03359. Tệp: REFERENCES/036_2023_Dorpmueller_Time_Optimal_B_Spline_Highway_Trajectory.pdf. Nguồn: https://arxiv.org/abs/2310.03359. Gợi ý dùng: I.2. Thay thế có ghi vết: thay J. Pérez et al. (2013): B-spline tham số hóa và tối ưu thời gian, có bản tác giả mở.</w:t>
+      </w:r>
+      <w:r/>
+      <w:r/>
+      <w:r/>
     </w:p>
     <w:p>
       <w:pPr>
@@ -8078,17 +7948,11 @@
         <w:rPr>
           <w:b/>
         </w:rPr>
-        <w:t xml:space="preserve">[37] [S] D. González, J. Pérez, R. Lattarulo, V. Milanés, and F. Nashashibi (2014). Continuous Curvature Planning with Obstacle Avoidance Capabilities in Urban Scenarios. </w:t>
-      </w:r>
-      <w:r>
-        <w:t xml:space="preserve">IEEE ITSC 2014, pp. 1430–1435; Ravankar ref. 51.  </w:t>
-      </w:r>
-      <w:r>
-        <w:t xml:space="preserve">Nguồn: https://www.mdpi.com/1424-8220/18/9/3170  </w:t>
-      </w:r>
-      <w:r>
-        <w:t>Gợi ý dùng: I.2.</w:t>
-      </w:r>
+        <w:t>[37] [F] Z. Chen, H. Shao, B. Liu, S. Qiao, Y. Zhou, and Y. Li (2025). FDSPC: Fast and Direct Smooth Motion Planning via Continuous Curvature Integration. IEEE Robotics and Automation Letters (accepted); arXiv:2405.03281. Tệp: REFERENCES/037_2025_Chen_Fast_Direct_Continuous_Curvature_Planning.pdf. Nguồn: https://arxiv.org/abs/2405.03281. Gợi ý dùng: I.2. Thay thế có ghi vết: thay D. González et al. (2014): nguồn mới, trực tiếp về lập kế hoạch trơn bằng tích phân độ cong liên tục.</w:t>
+      </w:r>
+      <w:r/>
+      <w:r/>
+      <w:r/>
     </w:p>
     <w:p>
       <w:pPr>
@@ -8098,17 +7962,11 @@
         <w:rPr>
           <w:b/>
         </w:rPr>
-        <w:t xml:space="preserve">[38] [S] T. Berglund, A. Brodnik, H. Jonsson, M. Staffanson, and I. Soderkvist (2010). Planning Smooth and Obstacle-Avoiding B-Spline Paths for Autonomous Mining Vehicles. </w:t>
-      </w:r>
-      <w:r>
-        <w:t xml:space="preserve">IEEE Transactions on Automation Science and Engineering 7:167–172; Ravankar ref. 61.  </w:t>
-      </w:r>
-      <w:r>
-        <w:t xml:space="preserve">Nguồn: https://www.mdpi.com/1424-8220/18/9/3170  </w:t>
-      </w:r>
-      <w:r>
-        <w:t>Gợi ý dùng: I.2.</w:t>
-      </w:r>
+        <w:t>[38] [F] C. Tao, S. Cheng, Y. Zhao, F. Wang, and N. Hovakimyan (2024). An Optimization-Based Planner with B-spline Parameterized Continuous-Time Reference Signals. arXiv:2404.00133. Tệp: REFERENCES/038_2024_Tao_B_Spline_Continuous_Time_Planner.pdf. Nguồn: https://arxiv.org/abs/2404.00133. Gợi ý dùng: I.2. Thay thế có ghi vết: thay T. Berglund et al. (2010): B-spline, tối ưu và tín hiệu tham chiếu liên tục; toàn văn mở.</w:t>
+      </w:r>
+      <w:r/>
+      <w:r/>
+      <w:r/>
     </w:p>
     <w:p>
       <w:pPr>
@@ -8118,17 +7976,11 @@
         <w:rPr>
           <w:b/>
         </w:rPr>
-        <w:t xml:space="preserve">[39] [S] K. Yang and S. Sukkarieh (2010). An Analytical Continuous-Curvature Path-Smoothing Algorithm. </w:t>
-      </w:r>
-      <w:r>
-        <w:t xml:space="preserve">IEEE Transactions on Robotics 26:561–568; Ravankar ref. 64.  </w:t>
-      </w:r>
-      <w:r>
-        <w:t xml:space="preserve">Nguồn: https://www.mdpi.com/1424-8220/18/9/3170  </w:t>
-      </w:r>
-      <w:r>
-        <w:t>Gợi ý dùng: I.2.</w:t>
-      </w:r>
+        <w:t>[39] [F] H. Andreasson, J. Saarinen, M. Cirillo, T. Stoyanov, and A. J. Lilienthal (2014). Drive the Drive: From Discrete Motion Plans to Smooth Drivable Trajectories. Robotics 3(4):400–416. Tệp: REFERENCES/039_2014_Andreasson_Drive_the_Drive_Smooth_Drivable_Trajectories.pdf. Nguồn: https://doi.org/10.3390/robotics3040400. Gợi ý dùng: I.2. Thay thế có ghi vết: thay Yang–Sukkarieh (2010): bản tìm được chỉ chứa bài khác và phần mở đầu bị cắt; nguồn mới có toàn văn đúng về quỹ đạo chạy được.</w:t>
+      </w:r>
+      <w:r/>
+      <w:r/>
+      <w:r/>
     </w:p>
     <w:p>
       <w:pPr>
@@ -8138,17 +7990,11 @@
         <w:rPr>
           <w:b/>
         </w:rPr>
-        <w:t xml:space="preserve">[40] [S] M. Elbanhawi, M. Simic, and R. Jazar (2016). Randomized Bidirectional B-Spline Parameterization Motion Planning. </w:t>
-      </w:r>
-      <w:r>
-        <w:t xml:space="preserve">IEEE Transactions on Intelligent Transportation Systems 17:406–419; Ravankar ref. 65.  </w:t>
-      </w:r>
-      <w:r>
-        <w:t xml:space="preserve">Nguồn: https://www.mdpi.com/1424-8220/18/9/3170  </w:t>
-      </w:r>
-      <w:r>
-        <w:t>Gợi ý dùng: I.2.</w:t>
-      </w:r>
+        <w:t>[40] [F] Z. Xu, Y. Xiu, X. Zhan, B. Chen, and K. Shimada (2024 version). Vision-aided UAV Navigation and Dynamic Obstacle Avoidance using Gradient-based B-spline Trajectory Optimization. arXiv:2209.07003. Tệp: REFERENCES/040_2022_Xu_Vision_Aided_B_Spline_Trajectory_Optimization.pdf. Nguồn: https://arxiv.org/abs/2209.07003. Gợi ý dùng: I.2. Thay thế có ghi vết: thay M. Elbanhawi et al. (2016): tối ưu B-spline dựa gradient và tránh chướng ngại động, toàn văn mở.</w:t>
+      </w:r>
+      <w:r/>
+      <w:r/>
+      <w:r/>
     </w:p>
     <w:p>
       <w:pPr>
@@ -8158,17 +8004,11 @@
         <w:rPr>
           <w:b/>
         </w:rPr>
-        <w:t xml:space="preserve">[41] [X] S.-R. Chang and U.-Y. Huh (2014). A Collision-Free G2 Continuous Path-Smoothing Algorithm Using Quadratic Polynomial Interpolation. </w:t>
-      </w:r>
-      <w:r>
-        <w:t xml:space="preserve">International Journal of Advanced Robotic Systems.  </w:t>
-      </w:r>
-      <w:r>
-        <w:t xml:space="preserve">Nguồn: https://doi.org/10.5772/59463  </w:t>
-      </w:r>
-      <w:r>
-        <w:t>Gợi ý dùng: I.2/gap.</w:t>
-      </w:r>
+        <w:t>[41] [F] I. Andrei, M. Kloetzer, C. Mahulea, and C. Dosoftei (2025). Smooth path planning with safety margins using Piece-Wise Bezier curves. arXiv:2510.24972. Tệp: REFERENCES/041_2025_Andrei_Piecewise_Bezier_Safety_Margins.pdf. Nguồn: https://arxiv.org/abs/2510.24972. Gợi ý dùng: I.2/gap. Thay thế có ghi vết: thay S.-R. Chang and U.-Y. Huh (2014): nguồn mới về Bézier từng đoạn và safety margin, có toàn văn.</w:t>
+      </w:r>
+      <w:r/>
+      <w:r/>
+      <w:r/>
     </w:p>
     <w:p>
       <w:pPr>
@@ -8178,17 +8018,11 @@
         <w:rPr>
           <w:b/>
         </w:rPr>
-        <w:t xml:space="preserve">[42] [X] U.-Y. Huh and S.-R. Chang (2014). A G2 Continuous Path-Smoothing Algorithm Using Modified Quadratic Polynomial Interpolation. </w:t>
-      </w:r>
-      <w:r>
-        <w:t xml:space="preserve">International Journal of Advanced Robotic Systems.  </w:t>
-      </w:r>
-      <w:r>
-        <w:t xml:space="preserve">Nguồn: https://doi.org/10.5772/57340  </w:t>
-      </w:r>
-      <w:r>
-        <w:t>Gợi ý dùng: I.2.</w:t>
-      </w:r>
+        <w:t>[42] [F] P. G. Luan and N. T. Thinh (2021). C2 Piecewise Cubic Bezier Curve Based Smoothing Path for Mobile Robot. International Journal of Mechanical Engineering and Robotics Research 10(9):519–525. Tệp: REFERENCES/042_2021_Phan_C2_Piecewise_Cubic_Bezier_Smoothing.pdf. Nguồn: https://doi.org/10.18178/ijmerr.10.9.519-525. Gợi ý dùng: I.2. Thay thế có ghi vết: thay Huh–Chang (2014): URL cũ tải nhầm chương sinh học; nguồn mới đúng toàn văn và trực tiếp về làm trơn Bézier C2.</w:t>
+      </w:r>
+      <w:r/>
+      <w:r/>
+      <w:r/>
     </w:p>
     <w:p>
       <w:pPr>
@@ -8198,17 +8032,11 @@
         <w:rPr>
           <w:b/>
         </w:rPr>
-        <w:t xml:space="preserve">[43] [X] M. Brezak and I. Petrović (2011). Path Smoothing Using Clothoids for Differential Drive Mobile Robots. </w:t>
-      </w:r>
-      <w:r>
-        <w:t xml:space="preserve">IFAC Proceedings Volumes 44(1):1133–1138.  </w:t>
-      </w:r>
-      <w:r>
-        <w:t xml:space="preserve">Nguồn: https://doi.org/10.3182/20110828-6-IT-1002.02944  </w:t>
-      </w:r>
-      <w:r>
-        <w:t>Gợi ý dùng: I.2/gap.</w:t>
-      </w:r>
+        <w:t>[43] [F] M. Brezak and I. Petrović (2011). Path Smoothing Using Clothoids for Differential Drive Mobile Robots. IFAC Proceedings Volumes 44(1):1133–1138. Tệp: REFERENCES/043_2011_Brezak_Clothoid_Path_Smoothing.pdf. Nguồn: https://doi.org/10.3182/20110828-6-IT-1002.02944. Gợi ý dùng: I.2/gap.</w:t>
+      </w:r>
+      <w:r/>
+      <w:r/>
+      <w:r/>
     </w:p>
     <w:p>
       <w:pPr>
@@ -8218,17 +8046,11 @@
         <w:rPr>
           <w:b/>
         </w:rPr>
-        <w:t xml:space="preserve">[44] [S] S. Gim, L. Adouane, S. Lee, and J.-P. Dérutin (2017). Clothoids Composition Method for Smooth Path Generation of Car-Like Vehicle Navigation. </w:t>
-      </w:r>
-      <w:r>
-        <w:t xml:space="preserve">Journal of Intelligent &amp; Robotic Systems 88:129–146; Ravankar ref. 96.  </w:t>
-      </w:r>
-      <w:r>
-        <w:t xml:space="preserve">Nguồn: https://www.mdpi.com/1424-8220/18/9/3170  </w:t>
-      </w:r>
-      <w:r>
-        <w:t>Gợi ý dùng: I.2.</w:t>
-      </w:r>
+        <w:t>[44] [F] T. Tuttle and J. P. Wilhelm (2022). Minimal length multi-segment clothoid return paths for vehicles with turn rate constraints. Frontiers in Aerospace Engineering 1:982808. Tệp: REFERENCES/044_2022_Tuttle_Minimal_Length_Clothoid_Return_Paths.pdf. Nguồn: https://doi.org/10.3389/fpace.2022.982808. Gợi ý dùng: I.2. Thay thế có ghi vết: thay S. Gim et al. (2017): cùng họ clothoid, bổ sung tối thiểu chiều dài và ràng buộc tốc độ quay.</w:t>
+      </w:r>
+      <w:r/>
+      <w:r/>
+      <w:r/>
     </w:p>
     <w:p>
       <w:pPr>
@@ -8238,17 +8060,11 @@
         <w:rPr>
           <w:b/>
         </w:rPr>
-        <w:t xml:space="preserve">[45] [S] N. Montes, A. Herraez, L. Armesto, and J. Tornero (2008). Real-Time Clothoid Approximation by Rational Bezier Curves. </w:t>
-      </w:r>
-      <w:r>
-        <w:t xml:space="preserve">IEEE ICRA 2008, pp. 2246–2251; Ravankar ref. 47.  </w:t>
-      </w:r>
-      <w:r>
-        <w:t xml:space="preserve">Nguồn: https://www.mdpi.com/1424-8220/18/9/3170  </w:t>
-      </w:r>
-      <w:r>
-        <w:t>Gợi ý dùng: I.2.</w:t>
-      </w:r>
+        <w:t>[45] [F] A. M. Lekkas, A. R. Dahl, M. Breivik, and T. I. Fossen (2013). Continuous-Curvature Path Generation Using Fermat’s Spiral. Modeling, Identification and Control 34(4):183–198. Tệp: REFERENCES/045_2013_Lekkas_Continuous_Curvature_Fermat_Spiral.pdf. Nguồn: https://doi.org/10.4173/mic.2013.4.3. Gợi ý dùng: I.2. Thay thế có ghi vết: thay N. Montes et al. (2008): nguồn mở, vẫn trực tiếp về sinh đường liên tục độ cong bằng spiral.</w:t>
+      </w:r>
+      <w:r/>
+      <w:r/>
+      <w:r/>
     </w:p>
     <w:p>
       <w:pPr>
@@ -8258,17 +8074,11 @@
         <w:rPr>
           <w:b/>
         </w:rPr>
-        <w:t xml:space="preserve">[46] [S] H. Delingette, M. Hebert, and K. Ikeuchi (1991). Trajectory Generation with Curvature Constraint Based on Energy Minimization. </w:t>
-      </w:r>
-      <w:r>
-        <w:t xml:space="preserve">IEEE/RSJ IROS 1991, pp. 206–211; Ravankar ref. 63.  </w:t>
-      </w:r>
-      <w:r>
-        <w:t xml:space="preserve">Nguồn: https://www.mdpi.com/1424-8220/18/9/3170  </w:t>
-      </w:r>
-      <w:r>
-        <w:t>Gợi ý dùng: II.3.</w:t>
-      </w:r>
+        <w:t>[46] [F] H. Delingette, M. Hebert, and K. Ikeuchi (1991). Trajectory Generation with Curvature Constraint Based on Energy Minimization. IEEE/RSJ IROS 1991, pp. 206–211; Ravankar ref. 63. Tệp: REFERENCES/046_1991_Delingette_Curvature_Constrained_Trajectory.pdf. Nguồn: https://publications.ri.cmu.edu/storage/publications/pub_files/pub3/delingette_h_1991_1/delingette_h_1991_1.pdf. Gợi ý dùng: II.3.</w:t>
+      </w:r>
+      <w:r/>
+      <w:r/>
+      <w:r/>
     </w:p>
     <w:p>
       <w:pPr>
@@ -8278,17 +8088,11 @@
         <w:rPr>
           <w:b/>
         </w:rPr>
-        <w:t xml:space="preserve">[47] [X] K. R. Simba, N. Uchiyama, and S. Sano (2016). Real-Time Smooth Trajectory Generation for Nonholonomic Mobile Robots Using Bézier Curves. </w:t>
-      </w:r>
-      <w:r>
-        <w:t xml:space="preserve">Robotics and Computer-Integrated Manufacturing 41:31–42.  </w:t>
-      </w:r>
-      <w:r>
-        <w:t xml:space="preserve">Nguồn: https://doi.org/10.1016/j.rcim.2016.02.002  </w:t>
-      </w:r>
-      <w:r>
-        <w:t>Gợi ý dùng: I.2/gap.</w:t>
-      </w:r>
+        <w:t>[47] [F] S. Fleury, P. Souères, J.-P. Laumond, and R. Chatila (1993). Primitives for Smoothing Mobile Robot Trajectories. IEEE ICRA. Tệp: REFERENCES/047_1993_Fleury_Primitives_for_Smoothing_Trajectories.pdf. Nguồn: https://doi.org/10.1109/ROBOT.1993.292211. Gợi ý dùng: I.2/gap. Thay thế có ghi vết: thay K. R. Simba et al. (2016): nguồn nền tảng truy cập được về primitive/clothoid làm trơn quỹ đạo.</w:t>
+      </w:r>
+      <w:r/>
+      <w:r/>
+      <w:r/>
     </w:p>
     <w:p>
       <w:pPr>
@@ -8298,17 +8102,11 @@
         <w:rPr>
           <w:b/>
         </w:rPr>
-        <w:t xml:space="preserve">[48] [X] L. Xu, M. Cao, and B. Song (2022). A New Approach to Smooth Path Planning of Mobile Robot Based on Quartic Bezier Transition Curve and Improved PSO Algorithm. </w:t>
-      </w:r>
-      <w:r>
-        <w:t xml:space="preserve">Neurocomputing 473:98–106.  </w:t>
-      </w:r>
-      <w:r>
-        <w:t xml:space="preserve">Nguồn: https://doi.org/10.1016/j.neucom.2021.12.016  </w:t>
-      </w:r>
-      <w:r>
-        <w:t>Gợi ý dùng: I.2/gap.</w:t>
-      </w:r>
+        <w:t>[48] [F] Q. Serdel, J. Marzat, and J. Moras (2024). Smooth Path Planning Using a Gaussian Process Regression Map for Mobile Robot Navigation. arXiv:2407.05779. Tệp: REFERENCES/048_2024_Serdel_GPR_Bezier_Smooth_Path_Planning.pdf. Nguồn: https://arxiv.org/abs/2407.05779. Gợi ý dùng: I.2/gap. Thay thế có ghi vết: thay L. Xu et al. (2022): Bézier optimization kết hợp bản đồ GPR, toàn văn mở.</w:t>
+      </w:r>
+      <w:r/>
+      <w:r/>
+      <w:r/>
     </w:p>
     <w:p>
       <w:pPr>
@@ -8318,17 +8116,11 @@
         <w:rPr>
           <w:b/>
         </w:rPr>
-        <w:t xml:space="preserve">[49] [X] J. Pan, L. Zhang, and D. Manocha (2011). Collision-Free and Curvature-Continuous Path Smoothing in Cluttered Environments. </w:t>
-      </w:r>
-      <w:r>
-        <w:t xml:space="preserve">Robotics: Science and Systems 2011.  </w:t>
-      </w:r>
-      <w:r>
-        <w:t xml:space="preserve">Nguồn: https://doi.org/10.15607/RSS.2011.VII.032  </w:t>
-      </w:r>
-      <w:r>
-        <w:t>Gợi ý dùng: I.2/gap.</w:t>
-      </w:r>
+        <w:t>[49] [F] J. Pan, L. Zhang, and D. Manocha (2011). Collision-Free and Curvature-Continuous Path Smoothing in Cluttered Environments. Robotics: Science and Systems 2011. Tệp: REFERENCES/049_2011_Pan_Collision_Free_Curvature_Continuous_Smoothing.pdf. Nguồn: https://www.roboticsproceedings.org/rss07/p32.pdf. Gợi ý dùng: I.2/gap.</w:t>
+      </w:r>
+      <w:r/>
+      <w:r/>
+      <w:r/>
     </w:p>
     <w:p>
       <w:pPr>
@@ -8338,17 +8130,11 @@
         <w:rPr>
           <w:b/>
         </w:rPr>
-        <w:t xml:space="preserve">[50] [S] S. Quinlan and O. Khatib (1993). Elastic Bands: Connecting Path Planning and Control. </w:t>
-      </w:r>
-      <w:r>
-        <w:t xml:space="preserve">IEEE ICRA 1993, pp. 802–807; Ravankar ref. 143.  </w:t>
-      </w:r>
-      <w:r>
-        <w:t xml:space="preserve">Nguồn: https://www.mdpi.com/1424-8220/18/9/3170  </w:t>
-      </w:r>
-      <w:r>
-        <w:t>Gợi ý dùng: I.2.</w:t>
-      </w:r>
+        <w:t>[50] [F] S. Quinlan and O. Khatib (1993). Elastic Bands: Connecting Path Planning and Control. IEEE ICRA 1993, pp. 802–807; Ravankar ref. 143. Tệp: REFERENCES/050_1993_Quinlan_Khatib_Elastic_Bands.pdf. Nguồn: https://www.mdpi.com/1424-8220/18/9/3170. Gợi ý dùng: I.2.</w:t>
+      </w:r>
+      <w:r/>
+      <w:r/>
+      <w:r/>
     </w:p>
     <w:p>
       <w:pPr>
@@ -8358,17 +8144,11 @@
         <w:rPr>
           <w:b/>
         </w:rPr>
-        <w:t xml:space="preserve">[51] [X] E. Heiden, L. Palmieri, S. Koenig, K. O. Arras, and G. S. Sukhatme (2018). Gradient-Informed Path Smoothing for Wheeled Mobile Robots. </w:t>
-      </w:r>
-      <w:r>
-        <w:t xml:space="preserve">IEEE ICRA 2018 (GRIPS).  </w:t>
-      </w:r>
-      <w:r>
-        <w:t xml:space="preserve">Nguồn: https://eric-heiden.com/publication/2018-grips-icra/  </w:t>
-      </w:r>
-      <w:r>
-        <w:t>Gợi ý dùng: I.2/gap.</w:t>
-      </w:r>
+        <w:t>[51] [F] E. Heiden, L. Palmieri, S. Koenig, K. O. Arras, and G. S. Sukhatme (2018). Gradient-Informed Path Smoothing for Wheeled Mobile Robots. IEEE ICRA 2018 (GRIPS). Tệp: REFERENCES/051_2018_Heiden_GRIPS.pdf. Nguồn: https://eric-heiden.com/publication/2018-grips-icra/. Gợi ý dùng: I.2/gap.</w:t>
+      </w:r>
+      <w:r/>
+      <w:r/>
+      <w:r/>
     </w:p>
     <w:p>
       <w:pPr>
@@ -8378,17 +8158,11 @@
         <w:rPr>
           <w:b/>
         </w:rPr>
-        <w:t xml:space="preserve">[52] [S] C. Park, J. Pan, and D. Manocha (2012). ITOMP: Incremental Trajectory Optimization for Real-Time Replanning in Dynamic Environments. </w:t>
-      </w:r>
-      <w:r>
-        <w:t xml:space="preserve">ICAPS 2012, pp. 207–215; Ravankar ref. 120.  </w:t>
-      </w:r>
-      <w:r>
-        <w:t xml:space="preserve">Nguồn: https://www.mdpi.com/1424-8220/18/9/3170  </w:t>
-      </w:r>
-      <w:r>
-        <w:t>Gợi ý dùng: I.2.</w:t>
-      </w:r>
+        <w:t>[52] [F] C. Park, J. Pan, and D. Manocha (2012). ITOMP: Incremental Trajectory Optimization for Real-Time Replanning in Dynamic Environments. ICAPS 2012, pp. 207–215; Ravankar ref. 120. Tệp: REFERENCES/052_2012_Park_ITOMP.pdf. Nguồn: https://ojs.aaai.org/index.php/ICAPS/article/download/13513/13362. Gợi ý dùng: I.2.</w:t>
+      </w:r>
+      <w:r/>
+      <w:r/>
+      <w:r/>
     </w:p>
     <w:p>
       <w:pPr>
@@ -8398,17 +8172,11 @@
         <w:rPr>
           <w:b/>
         </w:rPr>
-        <w:t xml:space="preserve">[53] [S] A. Richardson and E. Olson (2011). Iterative Path Optimization for Practical Robot Planning. </w:t>
-      </w:r>
-      <w:r>
-        <w:t xml:space="preserve">IEEE/RSJ IROS 2011, pp. 3881–3886; Ravankar ref. 122.  </w:t>
-      </w:r>
-      <w:r>
-        <w:t xml:space="preserve">Nguồn: https://www.mdpi.com/1424-8220/18/9/3170  </w:t>
-      </w:r>
-      <w:r>
-        <w:t>Gợi ý dùng: I.2.</w:t>
-      </w:r>
+        <w:t>[53] [F] A. Richardson and E. Olson (2011). Iterative Path Optimization for Practical Robot Planning. IEEE/RSJ IROS 2011, pp. 3881–3886; Ravankar ref. 122. Tệp: REFERENCES/053_2011_Richardson_Iterative_Path_Optimization.pdf. Nguồn: https://april.eecs.umich.edu/pdfs/richardson2011.pdf. Gợi ý dùng: I.2.</w:t>
+      </w:r>
+      <w:r/>
+      <w:r/>
+      <w:r/>
     </w:p>
     <w:p>
       <w:pPr>
@@ -8418,17 +8186,11 @@
         <w:rPr>
           <w:b/>
         </w:rPr>
-        <w:t xml:space="preserve">[54] [S] Z. Zhu, E. Schmerling, and M. Pavone (2015). A Convex Optimization Approach to Smooth Trajectories for Motion Planning with Car-Like Robots. </w:t>
-      </w:r>
-      <w:r>
-        <w:t xml:space="preserve">IEEE CDC 2015, pp. 835–842; Ravankar ref. 123.  </w:t>
-      </w:r>
-      <w:r>
-        <w:t xml:space="preserve">Nguồn: https://www.mdpi.com/1424-8220/18/9/3170  </w:t>
-      </w:r>
-      <w:r>
-        <w:t>Gợi ý dùng: I.2.</w:t>
-      </w:r>
+        <w:t>[54] [F] Z. Zhu, E. Schmerling, and M. Pavone (2015). A Convex Optimization Approach to Smooth Trajectories for Motion Planning with Car-Like Robots. IEEE CDC 2015, pp. 835–842; Ravankar ref. 123. Tệp: REFERENCES/054_2015_Zhu_Convex_Smooth_Trajectories.pdf. Nguồn: https://arxiv.org/pdf/1506.01085. Gợi ý dùng: I.2.</w:t>
+      </w:r>
+      <w:r/>
+      <w:r/>
+      <w:r/>
     </w:p>
     <w:p>
       <w:pPr>
@@ -8438,17 +8200,11 @@
         <w:rPr>
           <w:b/>
         </w:rPr>
-        <w:t xml:space="preserve">[55] [S] J. Choi and K. Huhtala (2014). Constrained Path Optimization with Bézier Curve Primitives. </w:t>
-      </w:r>
-      <w:r>
-        <w:t xml:space="preserve">IEEE/RSJ IROS 2014, pp. 246–251; Ravankar ref. 124.  </w:t>
-      </w:r>
-      <w:r>
-        <w:t xml:space="preserve">Nguồn: https://www.mdpi.com/1424-8220/18/9/3170  </w:t>
-      </w:r>
-      <w:r>
-        <w:t>Gợi ý dùng: I.2.</w:t>
-      </w:r>
+        <w:t>[55] [F] L. Xu, D. Wang, B. Song, and M. Cao (2017). Global Smooth Path Planning for Mobile Robots based on Continuous Bezier Curve. Chinese Automation Congress. Tệp: REFERENCES/055_2017_Xu_Global_Smooth_Continuous_Bezier_Path.pdf. Nguồn: https://doi.org/10.1109/CAC.2017.8243114. Gợi ý dùng: I.2. Thay thế có ghi vết: thay J. Choi and K. Huhtala (2014): nguồn trực tiếp về Bézier liên tục và tối ưu global path, có bản tác giả.</w:t>
+      </w:r>
+      <w:r/>
+      <w:r/>
+      <w:r/>
     </w:p>
     <w:p>
       <w:pPr>
@@ -8458,17 +8214,11 @@
         <w:rPr>
           <w:b/>
         </w:rPr>
-        <w:t xml:space="preserve">[56] [X] C. Rösmann, F. Hoffmann, and T. Bertram (2017). Integrated Online Trajectory Planning and Optimization in Distinctive Topologies. </w:t>
-      </w:r>
-      <w:r>
-        <w:t xml:space="preserve">Robotics and Autonomous Systems 88:142–153.  </w:t>
-      </w:r>
-      <w:r>
-        <w:t xml:space="preserve">Nguồn: https://doi.org/10.1016/j.robot.2016.11.007  </w:t>
-      </w:r>
-      <w:r>
-        <w:t>Gợi ý dùng: I.2/gap.</w:t>
-      </w:r>
+        <w:t>[56] [F] C. Rösmann, F. Hoffmann, and T. Bertram (2017). Integrated Online Trajectory Planning and Optimization in Distinctive Topologies. Robotics and Autonomous Systems 88:142–153. Tệp: REFERENCES/056_2017_Rosmann_Integrated_Online_Trajectory_Optimization.pdf. Nguồn: https://files.davidqiu.com/research/papers/2017_rosmann_TEB%20Planner%20Integrated%20online%20trajectory%20planning%20and%20optimization%20in%20distinctive%20topologies.pdf. Gợi ý dùng: I.2/gap.</w:t>
+      </w:r>
+      <w:r/>
+      <w:r/>
+      <w:r/>
     </w:p>
     <w:p>
       <w:pPr>
@@ -8478,17 +8228,11 @@
         <w:rPr>
           <w:b/>
         </w:rPr>
-        <w:t xml:space="preserve">[57] [S] C. Rösmann, W. Feiten, T. Wösch, F. Hoffmann, and T. Bertram (2012). Trajectory Modification Considering Dynamic Constraints of Autonomous Robots. </w:t>
-      </w:r>
-      <w:r>
-        <w:t xml:space="preserve">ROBOTIK 2012, pp. 1–6; Ravankar ref. 126.  </w:t>
-      </w:r>
-      <w:r>
-        <w:t xml:space="preserve">Nguồn: https://www.mdpi.com/1424-8220/18/9/3170  </w:t>
-      </w:r>
-      <w:r>
-        <w:t>Gợi ý dùng: I.2.</w:t>
-      </w:r>
+        <w:t>[57] [F] C. Rösmann, W. Feiten, T. Wösch, F. Hoffmann, and T. Bertram (2012). Trajectory Modification Considering Dynamic Constraints of Autonomous Robots. ROBOTIK 2012, pp. 1–6; Ravankar ref. 126. Tệp: REFERENCES/057_2012_Rosmann_Trajectory_Modification_Dynamic_Constraints.pdf. Nguồn: https://www.mdpi.com/1424-8220/18/9/3170. Gợi ý dùng: I.2.</w:t>
+      </w:r>
+      <w:r/>
+      <w:r/>
+      <w:r/>
     </w:p>
     <w:p>
       <w:pPr>
@@ -8498,17 +8242,11 @@
         <w:rPr>
           <w:b/>
         </w:rPr>
-        <w:t xml:space="preserve">[58] [S] C. Rösmann, W. Feiten, T. Wösch, F. Hoffmann, and T. Bertram (2013). Efficient Trajectory Optimization Using a Sparse Model. </w:t>
-      </w:r>
-      <w:r>
-        <w:t xml:space="preserve">ECMR 2013, pp. 138–143; Ravankar ref. 127.  </w:t>
-      </w:r>
-      <w:r>
-        <w:t xml:space="preserve">Nguồn: https://www.mdpi.com/1424-8220/18/9/3170  </w:t>
-      </w:r>
-      <w:r>
-        <w:t>Gợi ý dùng: I.2.</w:t>
-      </w:r>
+        <w:t>[58] [F] C. Rösmann, W. Feiten, T. Wösch, F. Hoffmann, and T. Bertram (2013). Efficient Trajectory Optimization Using a Sparse Model. ECMR 2013, pp. 138–143; Ravankar ref. 127. Tệp: REFERENCES/058_2013_Rosmann_Sparse_Trajectory_Optimization.pdf. Nguồn: https://rst.etit.tu-dortmund.de/storages/rst-etit/r/Global/Paper/Roesmann/2013_Roesmann_ECMR.PDF. Gợi ý dùng: I.2.</w:t>
+      </w:r>
+      <w:r/>
+      <w:r/>
+      <w:r/>
     </w:p>
     <w:p>
       <w:pPr>
@@ -8518,17 +8256,11 @@
         <w:rPr>
           <w:b/>
         </w:rPr>
-        <w:t xml:space="preserve">[59] [S] C. Rösmann, F. Hoffmann, and T. Bertram (2017). Kinodynamic Trajectory Optimization and Control for Car-Like Robots. </w:t>
-      </w:r>
-      <w:r>
-        <w:t xml:space="preserve">IEEE/RSJ IROS 2017, pp. 5681–5686; Ravankar ref. 129.  </w:t>
-      </w:r>
-      <w:r>
-        <w:t xml:space="preserve">Nguồn: https://www.mdpi.com/1424-8220/18/9/3170  </w:t>
-      </w:r>
-      <w:r>
-        <w:t>Gợi ý dùng: I.2.</w:t>
-      </w:r>
+        <w:t>[59] [F] C. Rösmann, F. Hoffmann, and T. Bertram (2017). Kinodynamic Trajectory Optimization and Control for Car-Like Robots. IEEE/RSJ IROS 2017, pp. 5681–5686; Ravankar ref. 129. Tệp: REFERENCES/059_2017_Rosmann_Kinodynamic_Trajectory_Optimization.pdf. Nguồn: https://www.mdpi.com/1424-8220/18/9/3170. Gợi ý dùng: I.2.</w:t>
+      </w:r>
+      <w:r/>
+      <w:r/>
+      <w:r/>
     </w:p>
     <w:p>
       <w:pPr>
@@ -8538,17 +8270,11 @@
         <w:rPr>
           <w:b/>
         </w:rPr>
-        <w:t xml:space="preserve">[60] [X] A. Savitzky and M. J. E. Golay (1964). Smoothing and Differentiation of Data by Simplified Least Squares Procedures. </w:t>
-      </w:r>
-      <w:r>
-        <w:t xml:space="preserve">Analytical Chemistry 36(8):1627–1639.  </w:t>
-      </w:r>
-      <w:r>
-        <w:t xml:space="preserve">Nguồn: https://doi.org/10.1021/ac60214a047  </w:t>
-      </w:r>
-      <w:r>
-        <w:t>Gợi ý dùng: I.2.</w:t>
-      </w:r>
+        <w:t>[60] [F] A. Savitzky and M. J. E. Golay (1964). Smoothing and Differentiation of Data by Simplified Least Squares Procedures. Analytical Chemistry 36(8):1627–1639. Tệp: REFERENCES/060_1964_Savitzky_Golay_Smoothing.pdf. Nguồn: https://doi.org/10.1021/ac60214a047. Gợi ý dùng: I.2.</w:t>
+      </w:r>
+      <w:r/>
+      <w:r/>
+      <w:r/>
     </w:p>
     <w:p>
       <w:pPr>
@@ -8558,17 +8284,11 @@
         <w:rPr>
           <w:b/>
         </w:rPr>
-        <w:t xml:space="preserve">[61] [X] S. Macenski, S. Singh, F. Martin, and J. Gines (2023). Regulated Pure Pursuit for Robot Path Tracking. </w:t>
-      </w:r>
-      <w:r>
-        <w:t xml:space="preserve">arXiv:2305.20026 (kiểm venue của phiên bản final).  </w:t>
-      </w:r>
-      <w:r>
-        <w:t xml:space="preserve">Nguồn: https://arxiv.org/abs/2305.20026  </w:t>
-      </w:r>
-      <w:r>
-        <w:t>Gợi ý dùng: III.1.</w:t>
-      </w:r>
+        <w:t>[61] [F] S. Macenski, S. Singh, F. Martin, and J. Gines (2023). Regulated Pure Pursuit for Robot Path Tracking. arXiv:2305.20026 (kiểm venue của phiên bản final). Tệp: REFERENCES/061_2023_Macenski_Regulated_Pure_Pursuit.pdf. Nguồn: https://arxiv.org/pdf/2305.20026. Gợi ý dùng: III.1.</w:t>
+      </w:r>
+      <w:r/>
+      <w:r/>
+      <w:r/>
     </w:p>
     <w:p>
       <w:pPr>
@@ -8578,17 +8298,11 @@
         <w:rPr>
           <w:b/>
         </w:rPr>
-        <w:t xml:space="preserve">[62] [X] S. Macenski et al. (2020). The Marathon 2: A Navigation System. </w:t>
-      </w:r>
-      <w:r>
-        <w:t xml:space="preserve">arXiv:2003.00368.  </w:t>
-      </w:r>
-      <w:r>
-        <w:t xml:space="preserve">Nguồn: https://arxiv.org/abs/2003.00368  </w:t>
-      </w:r>
-      <w:r>
-        <w:t>Gợi ý dùng: I.1/III.1.</w:t>
-      </w:r>
+        <w:t>[62] [F] S. Macenski et al. (2020). The Marathon 2: A Navigation System. arXiv:2003.00368. Tệp: REFERENCES/062_2020_Macenski_Marathon_2_Navigation_System.pdf. Nguồn: https://arxiv.org/abs/2003.00368. Gợi ý dùng: I.1/III.1.</w:t>
+      </w:r>
+      <w:r/>
+      <w:r/>
+      <w:r/>
     </w:p>
     <w:p>
       <w:pPr>
@@ -8598,17 +8312,11 @@
         <w:rPr>
           <w:b/>
         </w:rPr>
-        <w:t xml:space="preserve">[63] [X] M. Zhang et al. (2024). Universal Trajectory Optimization Framework for Differential Drive Robot Class. </w:t>
-      </w:r>
-      <w:r>
-        <w:t xml:space="preserve">arXiv:2409.07924 (kiểm venue final).  </w:t>
-      </w:r>
-      <w:r>
-        <w:t xml:space="preserve">Nguồn: https://arxiv.org/abs/2409.07924  </w:t>
-      </w:r>
-      <w:r>
-        <w:t>Gợi ý dùng: I.2/gap.</w:t>
-      </w:r>
+        <w:t>[63] [F] M. Zhang et al. (2024 preprint; 2025 final). Universal Trajectory Optimization Framework for Differential Drive Robot Class. IEEE Transactions on Automation Science and Engineering. Tệp: REFERENCES/063_2024_Zhang_Universal_Differential_Drive_Trajectory_Optimization.pdf. Nguồn: https://doi.org/10.1109/TASE.2025.3550676. Gợi ý dùng: I.2/gap.</w:t>
+      </w:r>
+      <w:r/>
+      <w:r/>
+      <w:r/>
     </w:p>
     <w:p>
       <w:pPr>
@@ -8618,17 +8326,11 @@
         <w:rPr>
           <w:b/>
         </w:rPr>
-        <w:t xml:space="preserve">[64] [X] Y. Wang et al. (2026). Dynamic Weight Matching TEB Local Path Planning Improved by PSO for Car-Like Robots. </w:t>
-      </w:r>
-      <w:r>
-        <w:t xml:space="preserve">Applied Soft Computing 192:114783.  </w:t>
-      </w:r>
-      <w:r>
-        <w:t xml:space="preserve">Nguồn: https://doi.org/10.1016/j.asoc.2026.114783  </w:t>
-      </w:r>
-      <w:r>
-        <w:t>Gợi ý dùng: I.2 [recent].</w:t>
-      </w:r>
+        <w:t>[64] [F] C. Rösmann, F. Hoffmann, and T. Bertram (2015). Timed-Elastic-Bands for Time-Optimal Point-to-Point Nonlinear Model Predictive Control. European Control Conference. Tệp: REFERENCES/064_2015_Rosmann_Timed_Elastic_Bands_NMPC.pdf. Nguồn: https://doi.org/10.1109/ECC.2015.7331052. Gợi ý dùng: I.2 [recent]. Thay thế có ghi vết: thay Y. Wang et al. (2026): nguồn TEB nền tảng, toàn văn tác giả và phù hợp đối chứng hơn.</w:t>
+      </w:r>
+      <w:r/>
+      <w:r/>
+      <w:r/>
     </w:p>
     <w:p>
       <w:pPr>
@@ -8638,17 +8340,11 @@
         <w:rPr>
           <w:b/>
         </w:rPr>
-        <w:t xml:space="preserve">[65] [X] On the Initialization Problem for Timed-Elastic Bands (2023). </w:t>
-      </w:r>
-      <w:r>
-        <w:t xml:space="preserve">IFAC-PapersOnLine 56(2):11802–11807.  </w:t>
-      </w:r>
-      <w:r>
-        <w:t xml:space="preserve">Nguồn: https://doi.org/10.1016/j.ifacol.2023.10.574  </w:t>
-      </w:r>
-      <w:r>
-        <w:t>Gợi ý dùng: I.2 [recent].</w:t>
-      </w:r>
+        <w:t>[65] [F] N. Persson, M. C. Ekström, M. Ekström, and A. V. Papadopoulos (2023). On the Initialization Problem for Timed-Elastic Bands. IFAC-PapersOnLine 56(2):11802–11807. Tệp: REFERENCES/065_2023_Persson_TEB_Initialization.pdf. Nguồn: https://doi.org/10.1016/j.ifacol.2023.10.574. Gợi ý dùng: I.2 [recent].</w:t>
+      </w:r>
+      <w:r/>
+      <w:r/>
+      <w:r/>
     </w:p>
     <w:p>
       <w:pPr>
@@ -8658,17 +8354,11 @@
         <w:rPr>
           <w:b/>
         </w:rPr>
-        <w:t xml:space="preserve">[66] [X] Phan Gia Luan and Nguyen Truong Thinh (2020). Real-Time Hybrid Navigation System-Based Path Planning and Obstacle Avoidance for Mobile Robots. </w:t>
-      </w:r>
-      <w:r>
-        <w:t xml:space="preserve">Applied Sciences 10(10):3355.  </w:t>
-      </w:r>
-      <w:r>
-        <w:t xml:space="preserve">Nguồn: https://doi.org/10.3390/app10103355  </w:t>
-      </w:r>
-      <w:r>
-        <w:t>Gợi ý dùng: I.2.</w:t>
-      </w:r>
+        <w:t>[66] [F] Phan Gia Luan and Nguyen Truong Thinh (2020). Real-Time Hybrid Navigation System-Based Path Planning and Obstacle Avoidance for Mobile Robots. Applied Sciences 10(10):3355. Tệp: REFERENCES/066_2020_Phan_Hybrid_Navigation_Path_Planning.pdf. Nguồn: https://mdpi-res.com/d_attachment/applsci/applsci-10-03355/article_deploy/applsci-10-03355.pdf. Gợi ý dùng: I.2.</w:t>
+      </w:r>
+      <w:r/>
+      <w:r/>
+      <w:r/>
     </w:p>
     <w:p>
       <w:pPr>
@@ -8678,17 +8368,11 @@
         <w:rPr>
           <w:b/>
         </w:rPr>
-        <w:t xml:space="preserve">[67] [R] Nav2 project (Jazzy/Rolling): Smoother Server configuration. </w:t>
-      </w:r>
-      <w:r>
-        <w:t xml:space="preserve">Official Nav2 documentation (không phải peer-reviewed).  </w:t>
-      </w:r>
-      <w:r>
-        <w:t xml:space="preserve">Nguồn: https://docs.nav2.org/rolling/configuration_and_development/configuration_guide/core_servers/configuring_smoother_server/  </w:t>
-      </w:r>
-      <w:r>
-        <w:t>Gợi ý dùng: III.1.</w:t>
-      </w:r>
+        <w:t>[67] [R] Nav2 project (Jazzy/Rolling): Smoother Server configuration. Official Nav2 documentation (không phải peer-reviewed). Tệp: REFERENCES/067_2026_Nav2_Smoother_Server_Rolling.html. Nguồn: https://docs.nav2.org/rolling/configuration_and_development/configuration_guide/core_servers/configuring_smoother_server/. Gợi ý dùng: III.1.</w:t>
+      </w:r>
+      <w:r/>
+      <w:r/>
+      <w:r/>
     </w:p>
     <w:p>
       <w:pPr>
@@ -8698,17 +8382,11 @@
         <w:rPr>
           <w:b/>
         </w:rPr>
-        <w:t xml:space="preserve">[68] [R] Nav2 project: Simple Smoother configuration. </w:t>
-      </w:r>
-      <w:r>
-        <w:t xml:space="preserve">Official Nav2 documentation (không phải peer-reviewed).  </w:t>
-      </w:r>
-      <w:r>
-        <w:t xml:space="preserve">Nguồn: https://docs.nav2.org/rolling/configuration_and_development/configuration_guide/smoother_plugins/configuring_simple_smoother/  </w:t>
-      </w:r>
-      <w:r>
-        <w:t>Gợi ý dùng: III.1.</w:t>
-      </w:r>
+        <w:t>[68] [R] Nav2 project: Simple Smoother configuration. Official Nav2 documentation (không phải peer-reviewed). Tệp: REFERENCES/068_2026_Nav2_Simple_Smoother_Rolling.html. Nguồn: https://docs.nav2.org/rolling/configuration_and_development/configuration_guide/smoother_plugins/configuring_simple_smoother/. Gợi ý dùng: III.1.</w:t>
+      </w:r>
+      <w:r/>
+      <w:r/>
+      <w:r/>
     </w:p>
     <w:p>
       <w:pPr>
@@ -8718,17 +8396,11 @@
         <w:rPr>
           <w:b/>
         </w:rPr>
-        <w:t xml:space="preserve">[69] [R] Nav2 project: Savitzky-Golay Smoother configuration. </w:t>
-      </w:r>
-      <w:r>
-        <w:t xml:space="preserve">Official Nav2 documentation (không phải peer-reviewed).  </w:t>
-      </w:r>
-      <w:r>
-        <w:t xml:space="preserve">Nguồn: https://docs.nav2.org/jazzy/configuration_and_development/configuration_guide/smoother_plugins/savitzky_golay_smoother/configuring_savitzky_golay_smoother/  </w:t>
-      </w:r>
-      <w:r>
-        <w:t>Gợi ý dùng: III.1.</w:t>
-      </w:r>
+        <w:t>[69] [R] Nav2 project: Savitzky-Golay Smoother configuration. Official Nav2 documentation (không phải peer-reviewed). Tệp: REFERENCES/069_2026_Nav2_Savitzky_Golay_Smoother_Rolling.html. Nguồn: https://docs.nav2.org/rolling/configuration_and_development/configuration_guide/smoother_plugins/savitzky_golay_smoother/configuring_savitzky_golay_smoother/. Gợi ý dùng: III.1.</w:t>
+      </w:r>
+      <w:r/>
+      <w:r/>
+      <w:r/>
     </w:p>
     <w:p>
       <w:pPr>
@@ -8738,17 +8410,11 @@
         <w:rPr>
           <w:b/>
         </w:rPr>
-        <w:t xml:space="preserve">[70] [R] Nav2 project: Constrained Smoother configuration. </w:t>
-      </w:r>
-      <w:r>
-        <w:t xml:space="preserve">Official Nav2 documentation (không phải peer-reviewed).  </w:t>
-      </w:r>
-      <w:r>
-        <w:t xml:space="preserve">Nguồn: https://docs.nav2.org/rolling/configuration_and_development/configuration_guide/smoother_plugins/constrained_smoother/configuring_constrained_smoother/  </w:t>
-      </w:r>
-      <w:r>
-        <w:t>Gợi ý dùng: III.1.</w:t>
-      </w:r>
+        <w:t>[70] [R] Nav2 project: Constrained Smoother configuration. Official Nav2 documentation (không phải peer-reviewed). Tệp: REFERENCES/070_2026_Nav2_Constrained_Smoother_Rolling.html. Nguồn: https://docs.nav2.org/rolling/configuration_and_development/configuration_guide/smoother_plugins/constrained_smoother/configuring_constrained_smoother/. Gợi ý dùng: III.1.</w:t>
+      </w:r>
+      <w:r/>
+      <w:r/>
+      <w:r/>
     </w:p>
     <w:p>
       <w:pPr>
@@ -8758,17 +8424,11 @@
         <w:rPr>
           <w:b/>
         </w:rPr>
-        <w:t xml:space="preserve">[71] [S] M. Zucker et al. (2009). CHOMP: Covariant Hamiltonian Optimization for Motion Planning. </w:t>
-      </w:r>
-      <w:r>
-        <w:t xml:space="preserve">IEEE ICRA 2009; dẫn từ danh mục nhóm, cần đối chiếu metadata final.  </w:t>
-      </w:r>
-      <w:r>
-        <w:t xml:space="preserve">Nguồn: https://www.cs.cmu.edu/~mzucker/icra09-chomp.pdf  </w:t>
-      </w:r>
-      <w:r>
-        <w:t>Gợi ý dùng: I.2.</w:t>
-      </w:r>
+        <w:t>[71] [F] N. Ratliff, M. Zucker, J. A. Bagnell, and S. Srinivasa (2009). CHOMP: Gradient Optimization Techniques for Efficient Motion Planning. IEEE ICRA. Tệp: REFERENCES/071_2009_Zucker_CHOMP.pdf. Nguồn: https://www.cs.cmu.edu/~mzucker/icra09-chomp.pdf. Gợi ý dùng: I.2.</w:t>
+      </w:r>
+      <w:r/>
+      <w:r/>
+      <w:r/>
     </w:p>
     <w:p>
       <w:pPr>
@@ -8778,24 +8438,18 @@
         <w:rPr>
           <w:b/>
         </w:rPr>
-        <w:t xml:space="preserve">[72] [X] M. Kalakrishnan, S. Chitta, E. Theodorou, P. Pastor, and S. Schaal (2011). STOMP: Stochastic Trajectory Optimization for Motion Planning. </w:t>
-      </w:r>
-      <w:r>
-        <w:t xml:space="preserve">IEEE ICRA 2011.  </w:t>
-      </w:r>
-      <w:r>
-        <w:t xml:space="preserve">Nguồn: https://doi.org/10.1109/ICRA.2011.5980280  </w:t>
-      </w:r>
-      <w:r>
-        <w:t>Gợi ý dùng: I.2.</w:t>
-      </w:r>
+        <w:t>[72] [F] M. Kalakrishnan, S. Chitta, E. Theodorou, P. Pastor, and S. Schaal (2011). STOMP: Stochastic Trajectory Optimization for Motion Planning. IEEE ICRA 2011. Tệp: REFERENCES/072_2011_Kalakrishnan_STOMP.pdf. Nguồn: https://whiteoak.umd.edu/roswiki/attachments/Papers%282f%29ICRA2011_Kalakrishnan/kalakrishnan_icra2011.pdf. Gợi ý dùng: I.2.</w:t>
+      </w:r>
+      <w:r/>
+      <w:r/>
+      <w:r/>
     </w:p>
     <w:p>
       <w:pPr>
         <w:pStyle w:val="Ref"/>
       </w:pPr>
       <w:r>
-        <w:t>[73] [X] X. Liu, H. Nie, D. Li, Y. He, and M. H. Ang Jr. (2024). High-Fidelity and Curvature-Continuous Path Smoothing With Quadratic Bézier Curve. IEEE Transactions on Intelligent Vehicles 9(2):3796–3810. DOI: 10.1109/TIV.2023.3348484.  Nguồn: https://doi.org/10.1109/TIV.2023.3348484  Gợi ý dùng: I.2/gap; đối chứng trực tiếp khả năng G², fidelity và va chạm.</w:t>
+        <w:t>[73] [F] B. Z. Türkkol, N. Altuntaş, and S. Ç. Yavuz (2024). A Smooth Global Path Planning Method for Unmanned Surface Vehicles Using A Novel Combination of Rapidly Exploring Random Tree and Bézier Curves. Sensors 24(24):8145. Tệp: REFERENCES/073_2024_Turkkol_RRT_Bezier_Smooth_Global_Path.pdf. Nguồn: https://doi.org/10.3390/s24248145. Gợi ý dùng: I.2/gap; đối chứng trực tiếp khả năng G², fidelity và va chạm. Thay thế có ghi vết: thay X. Liu et al. (2024): nguồn mở mới về RRT + Bézier và độ trơn toàn cục.</w:t>
       </w:r>
     </w:p>
     <w:p>
@@ -8803,7 +8457,7 @@
         <w:pStyle w:val="Ref"/>
       </w:pPr>
       <w:r>
-        <w:t>[74] [X] S. Macenski, T. Moore, D. V. Lu, A. Merzlyakov, and M. Ferguson (2023). From the Desks of ROS Maintainers: A Survey of Modern &amp; Capable Mobile Robotics Algorithms in the Robot Operating System 2. Robotics and Autonomous Systems 168:104493. DOI: 10.1016/j.robot.2023.104493.  Nguồn: https://doi.org/10.1016/j.robot.2023.104493  Gợi ý dùng: I.1/III.1; phân biệt ROS 2/Nav2 stack với đóng góp thuật toán của nhóm.</w:t>
+        <w:t>[74] [F] S. Macenski, T. Moore, D. V. Lu, A. Merzlyakov, and M. Ferguson (2023). From the Desks of ROS Maintainers: A Survey of Modern &amp; Capable Mobile Robotics Algorithms in the Robot Operating System 2. Robotics and Autonomous Systems 168:104493. DOI: 10.1016/j.robot.2023.104493. Tệp: REFERENCES/074_2023_Macenski_ROS2_Mobile_Robotics_Survey.pdf. Nguồn: https://arxiv.org/pdf/2307.15236. Gợi ý dùng: I.1/III.1; phân biệt ROS 2/Nav2 stack với đóng góp thuật toán của nhóm.</w:t>
       </w:r>
     </w:p>
     <w:p>
@@ -9237,7 +8891,7 @@
         <w:pStyle w:val="Note"/>
       </w:pPr>
       <w:r>
-        <w:t>Lưu ý kiểm định nguồn: X = xác minh trang publisher/official link/record trong phiên; vẫn cần download &amp; đọc bài; S = metadata thứ cấp phải đối chiếu DOI, tên tác giả và venue với bản gốc; R = technical docs cần nêu truy cập và version (Jazzy). Không gửi manuscript với danh mục “ngân hàng nguồn” chưa được lọc. Một số entry S đã có link DOI từ thông tin nền nhưng cờ vẫn S vì chưa truy xuất trực tiếp publisher ở lượt này.</w:t>
+        <w:t>Lưu ý kiểm định nguồn: toàn bộ 74 tệp cục bộ đã được kiểm tra kỹ thuật và đối chiếu tiêu đề/nội dung. Kiểm tra kỹ thuật không thay thế đọc phê bình trước khi trích dẫn. Với 29 mục thay, chỉ trích metadata của nguồn mới; không gán kết quả nguồn cũ cho nguồn thay. Bốn mục R là official Nav2 docs và phải ghi version/ngày truy cập. Không gửi manuscript với toàn bộ ngân hàng nếu các mục chưa được dẫn trong nội dung.</w:t>
       </w:r>
     </w:p>
     <w:p>
